--- a/final writing/Chapter_4_Proposed_Methodology.docx
+++ b/final writing/Chapter_4_Proposed_Methodology.docx
@@ -102,7 +102,7 @@
         <w:t>explorations</w:t>
       </w:r>
       <w:r>
-        <w:t xml:space="preserve"> identified for text-based mental-health support [1] and the counselling guidance against asking several questions at once [41], whose validity is examined in Section 5.5.8; and (iii) to run all components on a single 8 GB consumer GPU without sending user messages to an external service. The central design question, raised directly by the Pre-Thesis 2 defence panel, is whether emotion detection and response generation should be performed by separate models or whether a single model suffices. The methodology is therefore constructed to test that question rather than to assume its answer.</w:t>
+        <w:t xml:space="preserve"> identified for text-based mental-health support [1] and the counselling guidance against asking several questions at once [37], whose validity is examined in Section 5.5.8; and (iii) to run all components on a single 8 GB consumer GPU without sending user messages to an external service. The central design question is whether emotion detection and response generation should be performed by separate models or whether a single model suffices. The methodology is therefore constructed to test that question rather than to assume its answer.</w:t>
       </w:r>
     </w:p>
     <w:p>
@@ -161,7 +161,7 @@
         <w:t>d2</w:t>
       </w:r>
       <w:r>
-        <w:t xml:space="preserve">, is an instruction-tuned decoder that writes the reply, conditioned on d1's output through its system prompt. This design has three motivations. Encoders fine-tuned for classification outperform prompted generative models at emotion recognition [36]. A separate detection step exposes the system's emotional reasoning for inspection. And each component can be selected, replaced and evaluated independently within the memory budget. To test the design question rather than assume its answer, the design space deliberately includes </w:t>
+        <w:t xml:space="preserve">, is an instruction-tuned decoder that writes the reply, conditioned on d1's output through its system prompt. This design has three motivations. Encoders fine-tuned for classification outperform prompted generative models at emotion recognition [32]. A separate detection step exposes the system's emotional reasoning for inspection. And each component can be selected, replaced and evaluated independently within the memory budget. To test the design question rather than assume its answer, the design space deliberately includes </w:t>
       </w:r>
       <w:r>
         <w:rPr>
@@ -220,7 +220,7 @@
         <w:t>five independent signals</w:t>
       </w:r>
       <w:r>
-        <w:t>: (1) rule adherence, which checks whether a reply acknowledges the feeling, asks exactly one question and stays within 120 words; (2) the WASSA 2024 empathy classifier; (3) emotion validation, which checks whether the emotion expressed in the reply, as read by the final detector, matches the true label; (4) a blind panel of AI judges from different developers, scoring empathy, relevance and safety; and (5) a human forced-choice study. Detector candidates are evaluated by top-1 accuracy, top-5 accuracy and macro-F1 on the full test partition. Because all systems respond to the same conversations, differences are tested with paired methods: McNemar's exact test for binary outcomes [27], the Wilcoxon signed-rank test for scores [28], bootstrap confidence intervals over 10,000 resamples [29], and Holm correction for multiple comparisons [30]. A difference is considered significant only when the corrected p-value is below 0.05 and the confidence interval excludes zero. We additionally analyse error propagation, that is, whether an incorrect detector label degrades the final reply, to establish which component limits overall quality.</w:t>
+        <w:t>: (1) rule adherence, which checks whether a reply acknowledges the feeling, asks exactly one question and stays within 120 words; (2) the WASSA 2024 empathy classifier; (3) emotion validation, which checks whether the emotion expressed in the reply, as read by the final detector, matches the true label; (4) a blind panel of AI judges from different developers, scoring empathy, relevance and safety; and (5) a human forced-choice study. Detector candidates are evaluated by top-1 accuracy, top-5 accuracy and macro-F1 on the full test partition. Because all systems respond to the same conversations, differences are tested with paired methods: McNemar's exact test for binary outcomes [40], the Wilcoxon signed-rank test for scores [41], bootstrap confidence intervals over 10,000 resamples [42], and Holm correction for multiple comparisons [43]. A difference is considered significant only when the corrected p-value is below 0.05 and the confidence interval excludes zero. We additionally analyse error propagation, that is, whether an incorrect detector label degrades the final reply, to establish which component limits overall quality.</w:t>
       </w:r>
     </w:p>
     <w:p>
@@ -236,7 +236,7 @@
         <w:spacing w:after="120"/>
       </w:pPr>
       <w:r>
-        <w:t xml:space="preserve">Using language models as evaluators is established practice: strong LLM judges agree with human preferences in more than 80% of cases [18]. They also carry known biases, and the panel was designed to counter them. First, LLM evaluators can recognise their own outputs and rate them more favourably [37]. We therefore selected judges from developers unrelated to the models being evaluated: </w:t>
+        <w:t xml:space="preserve">Using language models as evaluators is established practice: strong LLM judges agree with human preferences in more than 80% of cases [18]. They also carry known biases, and the panel was designed to counter them. First, LLM evaluators can recognise their own outputs and rate them more favourably [33]. We therefore selected judges from developers unrelated to the models being evaluated: </w:t>
       </w:r>
       <w:r>
         <w:rPr>
@@ -606,7 +606,7 @@
         <w:spacing w:after="120"/>
       </w:pPr>
       <w:r>
-        <w:t xml:space="preserve">As a signal independent of both the rule checks and the AI judges, we use the hyy33 system from the WASSA 2024 shared task, held at the ACL 2024 conference [17]. It suits this project for three reasons. It was trained on third-party human ratings of empathy for individual conversation turns [16], the same unit as the replies we evaluate. It is a peer-reviewed, publicly released system whose predictions correlate with human empathy ratings at r = 0.544 on the shared task's test set [16]. And it belongs to a different model family, was trained on a different dataset and was developed by a different group from every component of our system, so it has no reason to favour our pipeline. Its limitations are also acknowledged. It was not the most accurate empathy predictor in its own shared task, where the organisers' RoBERTa baseline reached r = 0.694 [16]. Its training conversations are peer discussions of news articles rather than supportive replies. And it outputs coarse ordinal classes. Section 5.4 shows that on our data it nearly reproduces the AI judges' ranking of systems (Spearman rho = 0.94 across the judged systems) but is too noisy to rank individual replies (Table A.7), so it is used </w:t>
+        <w:t xml:space="preserve">As a signal independent of both the rule checks and the AI judges, we use the hyy33 system from the WASSA 2024 shared task, held at the ACL 2024 conference [17]. It suits this project for three reasons. It was trained on third-party human ratings of empathy for individual conversation turns [16], the same unit as the replies we evaluate. It is a peer-reviewed, publicly released system whose predictions correlate with human empathy ratings at r = 0.544 on the shared task's test set. And it belongs to a different model family, was trained on a different dataset and was developed by a different group from every component of our system, so it has no reason to favour our pipeline. Its limitations are also acknowledged. It was not the most accurate empathy predictor in its own shared task, where the organisers' RoBERTa baseline reached r = 0.694. Its training conversations are peer discussions of news articles rather than supportive replies. And it outputs coarse ordinal classes. Section 5.4 shows that on our data it nearly reproduces the AI judges' ranking of systems (Spearman rho = 0.94 across the judged systems) but is too noisy to rank individual replies (Table A.7), so it is used </w:t>
       </w:r>
       <w:r>
         <w:rPr>
@@ -631,7 +631,7 @@
         <w:spacing w:after="120"/>
       </w:pPr>
       <w:r>
-        <w:t>All components are implemented in Python 3.10 with PyTorch 2.5.1 [44] and Hugging Face Transformers 5.16.1 [43], using bitsandbytes for 4-bit quantisation, SciPy [45] for statistical testing and scikit-learn [46] for classification metrics. All experiments run on a single NVIDIA GeForce RTX 4060 with 8 GB of memory [38] and 16 GB of system memory (Table 4.2).</w:t>
+        <w:t>All components are implemented in Python 3.10 with PyTorch 2.5.1 [44] and Hugging Face Transformers 5.16.1 [39], using bitsandbytes for 4-bit quantisation, SciPy [45] for statistical testing and scikit-learn [46] for classification metrics. All experiments run on a single NVIDIA GeForce RTX 4060 with 8 GB of memory [34] and 16 GB of system memory (Table 4.2).</w:t>
       </w:r>
     </w:p>
     <w:tbl>
@@ -1526,7 +1526,7 @@
         <w:t>GPT-2 Medium (initial design).</w:t>
       </w:r>
       <w:r>
-        <w:t xml:space="preserve"> The initial detector was GPT-2 Medium, a 355-million-parameter decoder-only model, fine-tuned on the dataset's situation descriptions. On those descriptions it reached 56.9% top-1 accuracy, but when evaluated on the input it actually receives, the user's first message, its accuracy fell to 48.2% (Table 4.3). This design was rejected for two reasons: it was trained on the wrong kind of text, and a left-to-right decoder is a weaker architecture for classification than a bidirectional encoder [5].</w:t>
+        <w:t xml:space="preserve"> The initial detector was GPT-2 Medium, a 355-million-parameter decoder-only model, fine-tuned on the dataset's situation descriptions. On those descriptions it reached 56.9% top-1 accuracy, but when evaluated on the input it actually receives, the user's first message, its accuracy fell to 48.2% (Table 4.3). This design was rejected for two reasons: it was trained on the wrong kind of text, and a left-to-right decoder is a weaker architecture for classification than a bidirectional encoder.</w:t>
       </w:r>
     </w:p>
     <w:tbl>
@@ -1971,7 +1971,7 @@
         <w:t>Encoder candidates.</w:t>
       </w:r>
       <w:r>
-        <w:t xml:space="preserve"> We then trained four encoder models under identical conditions: the same first-utterance data, four epochs, a maximum length of 128 tokens, a warmup ratio of 0.06, and the same test partition (Table 4.4, Figure 4.3). BERT-base [5] reaches 48.8% top-1 and 81.7% top-5 accuracy, ELECTRA-base 50.2% and 82.7%, and RoBERTa-base [6] 50.1% and 85.0%. The three base-sized models are statistically tied on top-1 accuracy, but RoBERTa-base is significantly better than both of the others on top-5 accuracy (Table A.5). Because the selected design passes the detector's three best candidates to the generator, the quality of the ranking matters more than the single top label, and </w:t>
+        <w:t xml:space="preserve"> We then trained four encoder models under identical conditions: the same first-utterance data, four epochs, a maximum length of 128 tokens, a warmup ratio of 0.06, and the same test partition (Table 4.4, Figure 4.3). BERT-base reaches 48.8% top-1 and 81.7% top-5 accuracy, ELECTRA-base 50.2% and 82.7%, and RoBERTa-base 50.1% and 85.0%. The three base-sized models are statistically tied on top-1 accuracy, but RoBERTa-base is significantly better than both of the others on top-5 accuracy (Table A.5). Because the selected design passes the detector's three best candidates to the generator, the quality of the ranking matters more than the single top label, and </w:t>
       </w:r>
       <w:r>
         <w:rPr>
@@ -4269,7 +4269,7 @@
         <w:spacing w:after="120"/>
       </w:pPr>
       <w:r>
-        <w:t xml:space="preserve">Following the Pre-Thesis 2 panel's suggestion, we also simulated a </w:t>
+        <w:t xml:space="preserve">We also simulated a </w:t>
       </w:r>
       <w:r>
         <w:rPr>
@@ -4693,7 +4693,7 @@
         <w:t>Detector.</w:t>
       </w:r>
       <w:r>
-        <w:t xml:space="preserve"> The detector is RoBERTa-base with a 32-way classification head, fine-tuned on first utterances with a learning rate of 2e-5, an effective batch size of 16, up to four epochs with early stopping, a warmup ratio of 0.06, weight decay of 0.01, gradient clipping at 1.0 and 16-bit mixed precision. In conversation, d1 reads the user's last four turns joined together. Conversational context is known to be important for recognising emotions in dialogue [3], and among the windows we tested on long conversational scenarios, four turns was best or joint best in three of four scenarios, whereas six turns degraded two scenarios because emotions from earlier turns competed with the current one.</w:t>
+        <w:t xml:space="preserve"> The detector is RoBERTa-base with a 32-way classification head, fine-tuned on first utterances with a learning rate of 2e-5, an effective batch size of 16, up to four epochs with early stopping, a warmup ratio of 0.06, weight decay of 0.01, gradient clipping at 1.0 and 16-bit mixed precision. In conversation, d1 reads the user's last four turns joined together. Conversational context is known to be important for recognising emotions in dialogue, and among the windows we tested on long conversational scenarios, four turns was best or joint best in three of four scenarios, whereas six turns degraded two scenarios because emotions from earlier turns competed with the current one.</w:t>
       </w:r>
     </w:p>
     <w:p>
@@ -4707,7 +4707,7 @@
         <w:t>Attention cues.</w:t>
       </w:r>
       <w:r>
-        <w:t xml:space="preserve"> d1 is loaded with an attention implementation that returns attention weights, because the default implementation in the Transformers library [43] returned none in our verification. We take the attention from the first token to every other token in the final layer [4], averaged across attention heads, keep the highest-scoring 40% of word spans (between 3 and 14), and expand sub-word pieces to whole words.</w:t>
+        <w:t xml:space="preserve"> d1 is loaded with an attention implementation that returns attention weights, because the default implementation in the Transformers library returned none in our verification. We take the attention from the first token to every other token in the final layer, averaged across attention heads, keep the highest-scoring 40% of word spans (between 3 and 14), and expand sub-word pieces to whole words.</w:t>
       </w:r>
     </w:p>
     <w:p>
@@ -4815,7 +4815,7 @@
         <w:t>Detector.</w:t>
       </w:r>
       <w:r>
-        <w:t xml:space="preserve"> The learning rate of 2e-5, effective batch size of 16 and limit of four epochs lie within the fine-tuning ranges recommended for BERT [5] and used for RoBERTa [6], and the 6% linear warm-up follows RoBERTa's fine-tuning setting; without warm-up, our RoBERTa-large run diverged to 5.0% accuracy. The best checkpoint is selected by validation accuracy with early stopping, which prevents over-fitting. The maximum input length of 128 tokens covers 99.7% of first utterances, whose mean length is 46.5 tokens.</w:t>
+        <w:t xml:space="preserve"> The learning rate of 2e-5, effective batch size of 16 and limit of four epochs lie within the fine-tuning ranges recommended for BERT and used for RoBERTa, and the 6% linear warm-up follows RoBERTa's fine-tuning setting; without warm-up, our RoBERTa-large run diverged to 5.0% accuracy. The best checkpoint is selected by validation accuracy with early stopping, which prevents over-fitting. The maximum input length of 128 tokens covers 99.7% of first utterances, whose mean length is 46.5 tokens.</w:t>
       </w:r>
     </w:p>
     <w:p>
@@ -4829,7 +4829,7 @@
         <w:t>Generator.</w:t>
       </w:r>
       <w:r>
-        <w:t xml:space="preserve"> Four-bit NF4 quantisation preserves the quality of 16-bit models while reducing memory about fourfold [23]; the final system's measured peak use is 3.40 GB. Sampling uses nucleus sampling with top-p 0.9, which avoids the repetitive, degenerate text produced by greedy or beam decoding [47], and a temperature of 0.7, the developer's default for Qwen2.5-Instruct. These values are identical for every system, so that differences between systems arise from their design rather than from decoding. The limit of 250 new tokens is well above the prompt's request for under 100 words: the longest final-system reply is 119 tokens, so no reply is truncated. Passing the three most probable emotions to stage 1 is justified by the detector's accuracy: the true emotion is among the top three in 76.5% of messages, against 50.3% for the top prediction.</w:t>
+        <w:t xml:space="preserve"> Four-bit NF4 quantisation preserves the quality of 16-bit models while reducing memory about fourfold; the final system's measured peak use is 3.40 GB. Sampling uses nucleus sampling with top-p 0.9, which avoids the repetitive, degenerate text produced by greedy or beam decoding [47], and a temperature of 0.7, the developer's default for Qwen2.5-Instruct. These values are identical for every system, so that differences between systems arise from their design rather than from decoding. The limit of 250 new tokens is well above the prompt's request for under 100 words: the longest final-system reply is 119 tokens, so no reply is truncated. Passing the three most probable emotions to stage 1 is justified by the detector's accuracy: the true emotion is among the top three in 76.5% of messages, against 50.3% for the top prediction.</w:t>
       </w:r>
     </w:p>
     <w:p>
@@ -4843,7 +4843,7 @@
         <w:t>Conversational agent.</w:t>
       </w:r>
       <w:r>
-        <w:t xml:space="preserve"> The detector reads the last four user turns because conversational context matters for emotion recognition [3], and four turns performed best or joint best in three of four long test scenarios. The generator keeps the last ten exchanges verbatim, a design choice that avoids losing emotional detail through summarisation.</w:t>
+        <w:t xml:space="preserve"> The detector reads the last four user turns because conversational context matters for emotion recognition, and four turns performed best or joint best in three of four long test scenarios. The generator keeps the last ten exchanges verbatim, a design choice that avoids losing emotional detail through summarisation.</w:t>
       </w:r>
     </w:p>
     <w:p>
@@ -4857,7 +4857,7 @@
         <w:t>LoRA baseline.</w:t>
       </w:r>
       <w:r>
-        <w:t xml:space="preserve"> The corrected monolithic baseline uses rank 16 and alpha 32 on the attention projections, following the observation that low ranks suffice to adapt attention weights [24], together with a learning rate of 2e-4, dropout of 0.1 and weight decay of 0.01, the values used for LoRA fine-tuning of GPT-2 and for QLoRA on models of up to 13 billion parameters [24], [23]. Its padding token is Qwen's own end-of-text token: using the end-of-turn token as padding, as in the original run, removes that token from the loss and the model never learns to stop (Section 5.3.5).</w:t>
+        <w:t xml:space="preserve"> The corrected monolithic baseline uses rank 16 and alpha 32 on the attention projections, following the observation that low ranks suffice to adapt attention weights, together with a learning rate of 2e-4, dropout of 0.1 and weight decay of 0.01, the values used for LoRA fine-tuning of GPT-2 and for QLoRA on models of up to 13 billion parameters. Its padding token is Qwen's own end-of-text token: using the end-of-turn token as padding, as in the original run, removes that token from the loss and the model never learns to stop (Section 5.3.5).</w:t>
       </w:r>
     </w:p>
     <w:p>
@@ -4871,7 +4871,7 @@
         <w:t>Evaluation.</w:t>
       </w:r>
       <w:r>
-        <w:t xml:space="preserve"> AI judges score at temperature 0 on 64 conversations, the shortest and longest message for each emotion, which covers every emotion within the free tier's daily limit; the judges come from developers unrelated to our models [37], [19]. Paired comparisons use McNemar's exact test [27] and the Wilcoxon signed-rank test [28], confidence intervals use 10,000 bootstrap resamples, above the 1,000 recommended for percentile intervals [29], and the Holm procedure controls the family-wise error rate with more power than a Bonferroni correction [30].</w:t>
+        <w:t xml:space="preserve"> AI judges score at temperature 0 on 64 conversations, the shortest and longest message for each emotion, which covers every emotion within the free tier's daily limit; the judges come from developers unrelated to our models. Paired comparisons use McNemar's exact test and the Wilcoxon signed-rank test, confidence intervals use 10,000 bootstrap resamples, above the 1,000 recommended for percentile intervals, and the Holm procedure controls the family-wise error rate with more power than a Bonferroni correction.</w:t>
       </w:r>
     </w:p>
     <w:tbl>

--- a/final writing/Chapter_4_Proposed_Methodology.docx
+++ b/final writing/Chapter_4_Proposed_Methodology.docx
@@ -271,7 +271,7 @@
         <w:t>which scored every reply of every judged system</w:t>
       </w:r>
       <w:r>
-        <w:t>; scores from different judges are not comparable across systems, so using the same two judges throughout is what makes the comparison fair. Table 4.1 describes the panel and Table A.1 summarises the selection criteria.</w:t>
+        <w:t>; scores from different judges are not comparable across systems, so using the same two judges throughout is what makes the comparison fair. Table 4.1 describes the panel and Table A.4 summarises the selection criteria.</w:t>
       </w:r>
     </w:p>
     <w:tbl>
@@ -606,7 +606,7 @@
         <w:spacing w:after="120"/>
       </w:pPr>
       <w:r>
-        <w:t xml:space="preserve">As a signal independent of both the rule checks and the AI judges, we use the hyy33 system from the WASSA 2024 shared task, held at the ACL 2024 conference [17]. It suits this project for three reasons. It was trained on third-party human ratings of empathy for individual conversation turns [16], the same unit as the replies we evaluate. It is a peer-reviewed, publicly released system whose predictions correlate with human empathy ratings at r = 0.544 on the shared task's test set. And it belongs to a different model family, was trained on a different dataset and was developed by a different group from every component of our system, so it has no reason to favour our pipeline. Its limitations are also acknowledged. It was not the most accurate empathy predictor in its own shared task, where the organisers' RoBERTa baseline reached r = 0.694. Its training conversations are peer discussions of news articles rather than supportive replies. And it outputs coarse ordinal classes. Section 5.4 shows that on our data it nearly reproduces the AI judges' ranking of systems (Spearman rho = 0.94 across the judged systems) but is too noisy to rank individual replies (Table A.7), so it is used </w:t>
+        <w:t xml:space="preserve">As a signal independent of both the rule checks and the AI judges, we use the hyy33 system from the WASSA 2024 shared task, held at the ACL 2024 conference [17]. It suits this project for three reasons. It was trained on third-party human ratings of empathy for individual conversation turns [16], the same unit as the replies we evaluate. It is a peer-reviewed, publicly released system whose predictions correlate with human empathy ratings at r = 0.544 on the shared task's test set. And it belongs to a different model family, was trained on a different dataset and was developed by a different group from every component of our system, so it has no reason to favour our pipeline. Its limitations are also acknowledged. It was not the most accurate empathy predictor in its own shared task, where the organisers' RoBERTa baseline reached r = 0.694. Its training conversations are peer discussions of news articles rather than supportive replies. And it outputs coarse ordinal classes. Section 5.4 shows that on our data it nearly reproduces the AI judges' ranking of systems (Spearman rho = 0.94 across the judged systems) but is too noisy to rank individual replies (Table A.10), so it is used </w:t>
       </w:r>
       <w:r>
         <w:rPr>
@@ -1523,10 +1523,10 @@
         <w:rPr>
           <w:b/>
         </w:rPr>
-        <w:t>GPT-2 Medium (initial design).</w:t>
+        <w:t>GPT-2 Medium (initial design):</w:t>
       </w:r>
       <w:r>
-        <w:t xml:space="preserve"> The initial detector was GPT-2 Medium, a 355-million-parameter decoder-only model, fine-tuned on the dataset's situation descriptions. On those descriptions it reached 56.9% top-1 accuracy, but when evaluated on the input it actually receives, the user's first message, its accuracy fell to 48.2% (Table 4.3). This design was rejected for two reasons: it was trained on the wrong kind of text, and a left-to-right decoder is a weaker architecture for classification than a bidirectional encoder.</w:t>
+        <w:t xml:space="preserve"> the initial detector was GPT-2 Medium, a 355-million-parameter decoder-only model, fine-tuned on the dataset's situation descriptions. On those descriptions it reached 56.9% top-1 accuracy, but when evaluated on the input it actually receives, the user's first message, its accuracy fell to 48.2% (Table 4.3). This design was rejected for two reasons: it was trained on the wrong kind of text, and a left-to-right decoder is a weaker architecture for classification than a bidirectional encoder.</w:t>
       </w:r>
     </w:p>
     <w:tbl>
@@ -1968,10 +1968,10 @@
         <w:rPr>
           <w:b/>
         </w:rPr>
-        <w:t>Encoder candidates.</w:t>
+        <w:t>Encoder candidates:</w:t>
       </w:r>
       <w:r>
-        <w:t xml:space="preserve"> We then trained four encoder models under identical conditions: the same first-utterance data, four epochs, a maximum length of 128 tokens, a warmup ratio of 0.06, and the same test partition (Table 4.4, Figure 4.3). BERT-base reaches 48.8% top-1 and 81.7% top-5 accuracy, ELECTRA-base 50.2% and 82.7%, and RoBERTa-base 50.1% and 85.0%. The three base-sized models are statistically tied on top-1 accuracy, but RoBERTa-base is significantly better than both of the others on top-5 accuracy (Table A.5). Because the selected design passes the detector's three best candidates to the generator, the quality of the ranking matters more than the single top label, and </w:t>
+        <w:t xml:space="preserve"> we then trained four encoder models under identical conditions: the same first-utterance data, four epochs, a maximum length of 128 tokens, a warmup ratio of 0.06, and the same test partition (Table 4.4, Figure 4.3). BERT-base reaches 48.8% top-1 and 81.7% top-5 accuracy, ELECTRA-base 50.2% and 82.7%, and RoBERTa-base 50.1% and 85.0%. The three base-sized models are statistically tied on top-1 accuracy, but RoBERTa-base is significantly better than both of the others on top-5 accuracy (Table A.8). Because the selected design passes the detector's three best candidates to the generator, the quality of the ranking matters more than the single top label, and </w:t>
       </w:r>
       <w:r>
         <w:rPr>
@@ -4690,10 +4690,10 @@
         <w:rPr>
           <w:b/>
         </w:rPr>
-        <w:t>Detector.</w:t>
+        <w:t>Detector:</w:t>
       </w:r>
       <w:r>
-        <w:t xml:space="preserve"> The detector is RoBERTa-base with a 32-way classification head, fine-tuned on first utterances with a learning rate of 2e-5, an effective batch size of 16, up to four epochs with early stopping, a warmup ratio of 0.06, weight decay of 0.01, gradient clipping at 1.0 and 16-bit mixed precision. In conversation, d1 reads the user's last four turns joined together. Conversational context is known to be important for recognising emotions in dialogue, and among the windows we tested on long conversational scenarios, four turns was best or joint best in three of four scenarios, whereas six turns degraded two scenarios because emotions from earlier turns competed with the current one.</w:t>
+        <w:t xml:space="preserve"> the detector is RoBERTa-base with a 32-way classification head, fine-tuned on first utterances with a learning rate of 2e-5, an effective batch size of 16, up to four epochs with early stopping, a warmup ratio of 0.06, weight decay of 0.01, gradient clipping at 1.0 and 16-bit mixed precision. In conversation, d1 reads the user's last four turns joined together. Conversational context is known to be important for recognising emotions in dialogue, and among the windows we tested on long conversational scenarios, four turns was best or joint best in three of four scenarios, whereas six turns degraded two scenarios because emotions from earlier turns competed with the current one.</w:t>
       </w:r>
     </w:p>
     <w:p>
@@ -4704,7 +4704,7 @@
         <w:rPr>
           <w:b/>
         </w:rPr>
-        <w:t>Attention cues.</w:t>
+        <w:t>Attention cues:</w:t>
       </w:r>
       <w:r>
         <w:t xml:space="preserve"> d1 is loaded with an attention implementation that returns attention weights, because the default implementation in the Transformers library returned none in our verification. We take the attention from the first token to every other token in the final layer, averaged across attention heads, keep the highest-scoring 40% of word spans (between 3 and 14), and expand sub-word pieces to whole words.</w:t>
@@ -4718,7 +4718,7 @@
         <w:rPr>
           <w:b/>
         </w:rPr>
-        <w:t>Stage 1: emotion selection.</w:t>
+        <w:t>Stage 1: emotion selection:</w:t>
       </w:r>
       <w:r>
         <w:t xml:space="preserve"> Phi-4-mini receives the user's message and the three candidate emotions with the instruction: </w:t>
@@ -4741,10 +4741,10 @@
         <w:rPr>
           <w:b/>
         </w:rPr>
-        <w:t>Stage 2: generation.</w:t>
+        <w:t>Stage 2: generation:</w:t>
       </w:r>
       <w:r>
-        <w:t xml:space="preserve"> The system prompt combines, in order, the chosen emotion, the cue words, emotion-specific guidance on what to focus on and what to avoid, and the three universal rules. For example, for </w:t>
+        <w:t xml:space="preserve"> the system prompt combines, in order, the chosen emotion, the cue words, emotion-specific guidance on what to focus on and what to avoid, and the three universal rules. For example, for </w:t>
       </w:r>
       <w:r>
         <w:rPr>
@@ -4774,10 +4774,10 @@
         <w:rPr>
           <w:b/>
         </w:rPr>
-        <w:t>Conversation memory.</w:t>
+        <w:t>Conversation memory:</w:t>
       </w:r>
       <w:r>
-        <w:t xml:space="preserve"> The generator receives the last ten exchanges verbatim. From the second turn onward, the question becomes optional and the model is asked not to reuse earlier phrasing, so that a multi-turn conversation does not become an interrogation. The first turn keeps the original rules, so single-turn results remain comparable.</w:t>
+        <w:t xml:space="preserve"> the generator receives the last ten exchanges verbatim. From the second turn onward, the question becomes optional and the model is asked not to reuse earlier phrasing, so that a multi-turn conversation does not become an interrogation. The first turn keeps the original rules, so single-turn results remain comparable.</w:t>
       </w:r>
     </w:p>
     <w:p>
@@ -4812,10 +4812,10 @@
         <w:rPr>
           <w:b/>
         </w:rPr>
-        <w:t>Detector.</w:t>
+        <w:t>Detector:</w:t>
       </w:r>
       <w:r>
-        <w:t xml:space="preserve"> The learning rate of 2e-5, effective batch size of 16 and limit of four epochs lie within the fine-tuning ranges recommended for BERT and used for RoBERTa, and the 6% linear warm-up follows RoBERTa's fine-tuning setting; without warm-up, our RoBERTa-large run diverged to 5.0% accuracy. The best checkpoint is selected by validation accuracy with early stopping, which prevents over-fitting. The maximum input length of 128 tokens covers 99.7% of first utterances, whose mean length is 46.5 tokens.</w:t>
+        <w:t xml:space="preserve"> the learning rate of 2e-5, effective batch size of 16 and limit of four epochs lie within the fine-tuning ranges recommended for BERT and used for RoBERTa, and the 6% linear warm-up follows RoBERTa's fine-tuning setting; without warm-up, our RoBERTa-large run diverged to 5.0% accuracy. The best checkpoint is selected by validation accuracy with early stopping, which prevents over-fitting. The maximum input length of 128 tokens covers 99.7% of first utterances, whose mean length is 46.5 tokens.</w:t>
       </w:r>
     </w:p>
     <w:p>
@@ -4826,10 +4826,10 @@
         <w:rPr>
           <w:b/>
         </w:rPr>
-        <w:t>Generator.</w:t>
+        <w:t>Generator:</w:t>
       </w:r>
       <w:r>
-        <w:t xml:space="preserve"> Four-bit NF4 quantisation preserves the quality of 16-bit models while reducing memory about fourfold; the final system's measured peak use is 3.40 GB. Sampling uses nucleus sampling with top-p 0.9, which avoids the repetitive, degenerate text produced by greedy or beam decoding [47], and a temperature of 0.7, the developer's default for Qwen2.5-Instruct. These values are identical for every system, so that differences between systems arise from their design rather than from decoding. The limit of 250 new tokens is well above the prompt's request for under 100 words: the longest final-system reply is 119 tokens, so no reply is truncated. Passing the three most probable emotions to stage 1 is justified by the detector's accuracy: the true emotion is among the top three in 76.5% of messages, against 50.3% for the top prediction.</w:t>
+        <w:t xml:space="preserve"> four-bit NF4 quantisation preserves the quality of 16-bit models while reducing memory about fourfold; the final system's measured peak use is 3.40 GB. Sampling uses nucleus sampling with top-p 0.9, which avoids the repetitive, degenerate text produced by greedy or beam decoding [47], and a temperature of 0.7, the developer's default for Qwen2.5-Instruct. These values are identical for every system, so that differences between systems arise from their design rather than from decoding. The limit of 250 new tokens is well above the prompt's request for under 100 words: the longest final-system reply is 119 tokens, so no reply is truncated. Passing the three most probable emotions to stage 1 is justified by the detector's accuracy: the true emotion is among the top three in 76.5% of messages, against 50.3% for the top prediction.</w:t>
       </w:r>
     </w:p>
     <w:p>
@@ -4840,10 +4840,10 @@
         <w:rPr>
           <w:b/>
         </w:rPr>
-        <w:t>Conversational agent.</w:t>
+        <w:t>Conversational agent:</w:t>
       </w:r>
       <w:r>
-        <w:t xml:space="preserve"> The detector reads the last four user turns because conversational context matters for emotion recognition, and four turns performed best or joint best in three of four long test scenarios. The generator keeps the last ten exchanges verbatim, a design choice that avoids losing emotional detail through summarisation.</w:t>
+        <w:t xml:space="preserve"> the detector reads the last four user turns because conversational context matters for emotion recognition, and four turns performed best or joint best in three of four long test scenarios. The generator keeps the last ten exchanges verbatim, a design choice that avoids losing emotional detail through summarisation.</w:t>
       </w:r>
     </w:p>
     <w:p>
@@ -4854,10 +4854,10 @@
         <w:rPr>
           <w:b/>
         </w:rPr>
-        <w:t>LoRA baseline.</w:t>
+        <w:t>LoRA baseline:</w:t>
       </w:r>
       <w:r>
-        <w:t xml:space="preserve"> The corrected monolithic baseline uses rank 16 and alpha 32 on the attention projections, following the observation that low ranks suffice to adapt attention weights, together with a learning rate of 2e-4, dropout of 0.1 and weight decay of 0.01, the values used for LoRA fine-tuning of GPT-2 and for QLoRA on models of up to 13 billion parameters. Its padding token is Qwen's own end-of-text token: using the end-of-turn token as padding, as in the original run, removes that token from the loss and the model never learns to stop (Section 5.3.5).</w:t>
+        <w:t xml:space="preserve"> the corrected monolithic baseline uses rank 16 and alpha 32 on the attention projections, following the observation that low ranks suffice to adapt attention weights, together with a learning rate of 2e-4, dropout of 0.1 and weight decay of 0.01, the values used for LoRA fine-tuning of GPT-2 and for QLoRA on models of up to 13 billion parameters. Its padding token is Qwen's own end-of-text token: using the end-of-turn token as padding, as in the original run, removes that token from the loss and the model never learns to stop (Section 5.3.5).</w:t>
       </w:r>
     </w:p>
     <w:p>
@@ -4868,7 +4868,7 @@
         <w:rPr>
           <w:b/>
         </w:rPr>
-        <w:t>Evaluation.</w:t>
+        <w:t>Evaluation:</w:t>
       </w:r>
       <w:r>
         <w:t xml:space="preserve"> AI judges score at temperature 0 on 64 conversations, the shortest and longest message for each emotion, which covers every emotion within the free tier's daily limit; the judges come from developers unrelated to our models. Paired comparisons use McNemar's exact test and the Wilcoxon signed-rank test, confidence intervals use 10,000 bootstrap resamples, above the 1,000 recommended for percentile intervals, and the Holm procedure controls the family-wise error rate with more power than a Bonferroni correction.</w:t>

--- a/final writing/Chapter_4_Proposed_Methodology.docx
+++ b/final writing/Chapter_4_Proposed_Methodology.docx
@@ -102,7 +102,7 @@
         <w:t>explorations</w:t>
       </w:r>
       <w:r>
-        <w:t xml:space="preserve"> identified for text-based mental-health support [1] and the counselling guidance against asking several questions at once [37], whose validity is examined in Section 5.5.8; and (iii) to run all components on a single 8 GB consumer GPU without sending user messages to an external service. The central design question is whether emotion detection and response generation should be performed by separate models or whether a single model suffices. The methodology is therefore constructed to test that question rather than to assume its answer.</w:t>
+        <w:t xml:space="preserve"> identified for text-based mental-health support [1] and the counselling guidance against asking several questions at once [41], whose validity is examined in Section 5.5.8; and (iii) to run all components on a single 8 GB consumer GPU without sending user messages to an external service. The central design question is whether emotion detection and response generation should be performed by separate models or whether a single model suffices. The methodology is therefore constructed to test that question rather than to assume its answer.</w:t>
       </w:r>
     </w:p>
     <w:p>
@@ -220,7 +220,7 @@
         <w:t>five independent signals</w:t>
       </w:r>
       <w:r>
-        <w:t>: (1) rule adherence, which checks whether a reply acknowledges the feeling, asks exactly one question and stays within 120 words; (2) the WASSA 2024 empathy classifier; (3) emotion validation, which checks whether the emotion expressed in the reply, as read by the final detector, matches the true label; (4) a blind panel of AI judges from different developers, scoring empathy, relevance and safety; and (5) a human forced-choice study. Detector candidates are evaluated by top-1 accuracy, top-5 accuracy and macro-F1 on the full test partition. Because all systems respond to the same conversations, differences are tested with paired methods: McNemar's exact test for binary outcomes [40], the Wilcoxon signed-rank test for scores [41], bootstrap confidence intervals over 10,000 resamples [42], and Holm correction for multiple comparisons [43]. A difference is considered significant only when the corrected p-value is below 0.05 and the confidence interval excludes zero. We additionally analyse error propagation, that is, whether an incorrect detector label degrades the final reply, to establish which component limits overall quality.</w:t>
+        <w:t>: (1) rule adherence, which checks whether a reply acknowledges the feeling, asks exactly one question and stays within 120 words; (2) the WASSA 2024 empathy classifier; (3) emotion validation, which checks whether the emotion expressed in the reply, as read by the final detector, matches the true label; (4) a blind panel of AI judges from different developers, scoring empathy, relevance and safety; and (5) a human forced-choice study. Detector candidates are evaluated by top-1 accuracy, top-5 accuracy and macro-F1 on the full test partition. Because all systems respond to the same conversations, differences are tested with paired methods: McNemar's exact test for binary outcomes [43], the Wilcoxon signed-rank test for scores [44], bootstrap confidence intervals over 10,000 resamples [45], and Holm correction for multiple comparisons [46]. A difference is considered significant only when the corrected p-value is below 0.05 and the confidence interval excludes zero. We additionally analyse error propagation, that is, whether an incorrect detector label degrades the final reply, to establish which component limits overall quality.</w:t>
       </w:r>
     </w:p>
     <w:p>
@@ -271,7 +271,7 @@
         <w:t>which scored every reply of every judged system</w:t>
       </w:r>
       <w:r>
-        <w:t>; scores from different judges are not comparable across systems, so using the same two judges throughout is what makes the comparison fair. Table 4.1 describes the panel and Table A.4 summarises the selection criteria.</w:t>
+        <w:t>; scores from different judges are not comparable across systems, so using the same two judges throughout is what makes the comparison fair. Table 4.1 describes the panel and Table A.5 summarises the selection criteria.</w:t>
       </w:r>
     </w:p>
     <w:tbl>
@@ -606,7 +606,7 @@
         <w:spacing w:after="120"/>
       </w:pPr>
       <w:r>
-        <w:t xml:space="preserve">As a signal independent of both the rule checks and the AI judges, we use the hyy33 system from the WASSA 2024 shared task, held at the ACL 2024 conference [17]. It suits this project for three reasons. It was trained on third-party human ratings of empathy for individual conversation turns [16], the same unit as the replies we evaluate. It is a peer-reviewed, publicly released system whose predictions correlate with human empathy ratings at r = 0.544 on the shared task's test set. And it belongs to a different model family, was trained on a different dataset and was developed by a different group from every component of our system, so it has no reason to favour our pipeline. Its limitations are also acknowledged. It was not the most accurate empathy predictor in its own shared task, where the organisers' RoBERTa baseline reached r = 0.694. Its training conversations are peer discussions of news articles rather than supportive replies. And it outputs coarse ordinal classes. Section 5.4 shows that on our data it nearly reproduces the AI judges' ranking of systems (Spearman rho = 0.94 across the judged systems) but is too noisy to rank individual replies (Table A.10), so it is used </w:t>
+        <w:t xml:space="preserve">As a signal independent of both the rule checks and the AI judges, we use the hyy33 system from the WASSA 2024 shared task, held at the ACL 2024 conference [17]. It suits this project for three reasons. It was trained on third-party human ratings of empathy for individual conversation turns [16], the same unit as the replies we evaluate. It is a peer-reviewed, publicly released system whose predictions correlate with human empathy ratings at r = 0.544 on the shared task's test set. And it belongs to a different model family, was trained on a different dataset and was developed by a different group from every component of our system, so it has no reason to favour our pipeline. Its limitations are also acknowledged. It was not the most accurate empathy predictor in its own shared task, where the organisers' RoBERTa baseline reached r = 0.694. Its training conversations are peer discussions of news articles rather than supportive replies. And it outputs coarse ordinal classes. Section 5.4 shows that on our data it nearly reproduces the AI judges' ranking of systems (Spearman rho = 0.94 across the judged systems) but is too noisy to rank individual replies (Table A.11), so it is used </w:t>
       </w:r>
       <w:r>
         <w:rPr>
@@ -631,7 +631,7 @@
         <w:spacing w:after="120"/>
       </w:pPr>
       <w:r>
-        <w:t>All components are implemented in Python 3.10 with PyTorch 2.5.1 [44] and Hugging Face Transformers 5.16.1 [39], using bitsandbytes for 4-bit quantisation, SciPy [45] for statistical testing and scikit-learn [46] for classification metrics. All experiments run on a single NVIDIA GeForce RTX 4060 with 8 GB of memory [34] and 16 GB of system memory (Table 4.2).</w:t>
+        <w:t>All components are implemented in Python 3.10 with PyTorch 2.5.1 [35] and Hugging Face Transformers 5.16.1 [36], using bitsandbytes for 4-bit quantisation, SciPy [37] for statistical testing and scikit-learn [38] for classification metrics. All experiments run on a single NVIDIA GeForce RTX 4060 with 8 GB of memory [34] and 16 GB of system memory (Table 4.2).</w:t>
       </w:r>
     </w:p>
     <w:tbl>
@@ -1971,7 +1971,7 @@
         <w:t>Encoder candidates:</w:t>
       </w:r>
       <w:r>
-        <w:t xml:space="preserve"> we then trained four encoder models under identical conditions: the same first-utterance data, four epochs, a maximum length of 128 tokens, a warmup ratio of 0.06, and the same test partition (Table 4.4, Figure 4.3). BERT-base reaches 48.8% top-1 and 81.7% top-5 accuracy, ELECTRA-base 50.2% and 82.7%, and RoBERTa-base 50.1% and 85.0%. The three base-sized models are statistically tied on top-1 accuracy, but RoBERTa-base is significantly better than both of the others on top-5 accuracy (Table A.8). Because the selected design passes the detector's three best candidates to the generator, the quality of the ranking matters more than the single top label, and </w:t>
+        <w:t xml:space="preserve"> we then trained four encoder models under identical conditions: the same first-utterance data, four epochs, a maximum length of 128 tokens, a warmup ratio of 0.06, and the same test partition (Table 4.4, Figure 4.3). BERT-base reaches 48.8% top-1 and 81.7% top-5 accuracy, ELECTRA-base 50.2% and 82.7%, and RoBERTa-base 50.1% and 85.0%. The three base-sized models are statistically tied on top-1 accuracy, but RoBERTa-base is significantly better than both of the others on top-5 accuracy (Table A.9). Because the selected design passes the detector's three best candidates to the generator, the quality of the ranking matters more than the single top label, and </w:t>
       </w:r>
       <w:r>
         <w:rPr>

--- a/final writing/Chapter_4_Proposed_Methodology.docx
+++ b/final writing/Chapter_4_Proposed_Methodology.docx
@@ -65,7 +65,7 @@
       <w:r>
         <w:drawing>
           <wp:inline xmlns:a="http://schemas.openxmlformats.org/drawingml/2006/main" xmlns:pic="http://schemas.openxmlformats.org/drawingml/2006/picture">
-            <wp:extent cx="5486400" cy="1511523"/>
+            <wp:extent cx="5486400" cy="6388608"/>
             <wp:docPr id="1" name="Picture 1"/>
             <wp:cNvGraphicFramePr>
               <a:graphicFrameLocks noChangeAspect="1"/>
@@ -86,7 +86,7 @@
                   <pic:spPr>
                     <a:xfrm>
                       <a:off x="0" y="0"/>
-                      <a:ext cx="5486400" cy="1511523"/>
+                      <a:ext cx="5486400" cy="6388608"/>
                     </a:xfrm>
                     <a:prstGeom prst="rect"/>
                   </pic:spPr>
@@ -204,7 +204,7 @@
       <w:r>
         <w:drawing>
           <wp:inline xmlns:a="http://schemas.openxmlformats.org/drawingml/2006/main" xmlns:pic="http://schemas.openxmlformats.org/drawingml/2006/picture">
-            <wp:extent cx="5486400" cy="2711712"/>
+            <wp:extent cx="5486400" cy="6044433"/>
             <wp:docPr id="2" name="Picture 2"/>
             <wp:cNvGraphicFramePr>
               <a:graphicFrameLocks noChangeAspect="1"/>
@@ -225,7 +225,7 @@
                   <pic:spPr>
                     <a:xfrm>
                       <a:off x="0" y="0"/>
-                      <a:ext cx="5486400" cy="2711712"/>
+                      <a:ext cx="5486400" cy="6044433"/>
                     </a:xfrm>
                     <a:prstGeom prst="rect"/>
                   </pic:spPr>
@@ -2335,7 +2335,7 @@
       <w:r>
         <w:drawing>
           <wp:inline xmlns:a="http://schemas.openxmlformats.org/drawingml/2006/main" xmlns:pic="http://schemas.openxmlformats.org/drawingml/2006/picture">
-            <wp:extent cx="5486400" cy="2141215"/>
+            <wp:extent cx="5486400" cy="3305770"/>
             <wp:docPr id="3" name="Picture 3"/>
             <wp:cNvGraphicFramePr>
               <a:graphicFrameLocks noChangeAspect="1"/>
@@ -2356,7 +2356,7 @@
                   <pic:spPr>
                     <a:xfrm>
                       <a:off x="0" y="0"/>
-                      <a:ext cx="5486400" cy="2141215"/>
+                      <a:ext cx="5486400" cy="3305770"/>
                     </a:xfrm>
                     <a:prstGeom prst="rect"/>
                   </pic:spPr>
@@ -2822,7 +2822,7 @@
       <w:r>
         <w:drawing>
           <wp:inline xmlns:a="http://schemas.openxmlformats.org/drawingml/2006/main" xmlns:pic="http://schemas.openxmlformats.org/drawingml/2006/picture">
-            <wp:extent cx="5486400" cy="2826552"/>
+            <wp:extent cx="5486400" cy="3964781"/>
             <wp:docPr id="4" name="Picture 4"/>
             <wp:cNvGraphicFramePr>
               <a:graphicFrameLocks noChangeAspect="1"/>
@@ -2843,7 +2843,7 @@
                   <pic:spPr>
                     <a:xfrm>
                       <a:off x="0" y="0"/>
-                      <a:ext cx="5486400" cy="2826552"/>
+                      <a:ext cx="5486400" cy="3964781"/>
                     </a:xfrm>
                     <a:prstGeom prst="rect"/>
                   </pic:spPr>
@@ -2905,7 +2905,7 @@
       <w:r>
         <w:drawing>
           <wp:inline xmlns:a="http://schemas.openxmlformats.org/drawingml/2006/main" xmlns:pic="http://schemas.openxmlformats.org/drawingml/2006/picture">
-            <wp:extent cx="5486400" cy="2431143"/>
+            <wp:extent cx="5486400" cy="3632597"/>
             <wp:docPr id="5" name="Picture 5"/>
             <wp:cNvGraphicFramePr>
               <a:graphicFrameLocks noChangeAspect="1"/>
@@ -2926,7 +2926,7 @@
                   <pic:spPr>
                     <a:xfrm>
                       <a:off x="0" y="0"/>
-                      <a:ext cx="5486400" cy="2431143"/>
+                      <a:ext cx="5486400" cy="3632597"/>
                     </a:xfrm>
                     <a:prstGeom prst="rect"/>
                   </pic:spPr>

--- a/final writing/Chapter_4_Proposed_Methodology.docx
+++ b/final writing/Chapter_4_Proposed_Methodology.docx
@@ -758,7 +758,7 @@
         <w:rPr>
           <w:b/>
         </w:rPr>
-        <w:t>GPT-2 Medium (the initial detector).</w:t>
+        <w:t>GPT-2 Medium (the initial detector):</w:t>
       </w:r>
       <w:r>
         <w:t xml:space="preserve"> A 355-million-parameter decoder-only transformer with a classification head over its final hidden state. It was the detector of the project's first pipeline, and it was trained on the dataset's </w:t>
@@ -781,7 +781,7 @@
         <w:rPr>
           <w:b/>
         </w:rPr>
-        <w:t>BERT-base.</w:t>
+        <w:t>BERT-base:</w:t>
       </w:r>
       <w:r>
         <w:t xml:space="preserve"> A 110-million-parameter bidirectional encoder pre-trained with masked-language modelling [5], included as the standard reference point for sentence classification. Every token attends to every other token, so the classification token summarises the whole message.</w:t>
@@ -795,7 +795,7 @@
         <w:rPr>
           <w:b/>
         </w:rPr>
-        <w:t>ELECTRA-base.</w:t>
+        <w:t>ELECTRA-base:</w:t>
       </w:r>
       <w:r>
         <w:t xml:space="preserve"> An encoder of the same size trained instead by replaced-token detection, where the model decides for every token whether it is original or substituted. This trains on all positions rather than the 15% that masking covers, and often produces a stronger encoder for the same compute.</w:t>
@@ -809,7 +809,7 @@
         <w:rPr>
           <w:b/>
         </w:rPr>
-        <w:t>RoBERTa-base.</w:t>
+        <w:t>RoBERTa-base:</w:t>
       </w:r>
       <w:r>
         <w:t xml:space="preserve"> A 125-million-parameter encoder with the same architecture as BERT but pre-trained far longer, on about 160 GB of text, with dynamic masking and no next-sentence objective [6]. It is the size the memory budget favours, since it leaves almost all of the 8 GB for the generator.</w:t>
@@ -823,7 +823,7 @@
         <w:rPr>
           <w:b/>
         </w:rPr>
-        <w:t>RoBERTa-large.</w:t>
+        <w:t>RoBERTa-large:</w:t>
       </w:r>
       <w:r>
         <w:t xml:space="preserve"> The 355-million-parameter version of the same model, included to answer a cost question rather than an architecture question: whether a detector 2.8 times the size earns its training and inference cost inside the complete pipeline.</w:t>
@@ -1347,7 +1347,7 @@
         <w:rPr>
           <w:b/>
         </w:rPr>
-        <w:t>Qwen2.5-1.5B-Instruct.</w:t>
+        <w:t>Qwen2.5-1.5B-Instruct:</w:t>
       </w:r>
       <w:r>
         <w:t xml:space="preserve"> The generator of the initial pipeline [22]. At 1.5 billion parameters it runs in 16-bit precision within the memory budget and leaves room to spare, which makes it the natural lower bound on generator size.</w:t>
@@ -1361,7 +1361,7 @@
         <w:rPr>
           <w:b/>
         </w:rPr>
-        <w:t>Gemma-3-4B-it.</w:t>
+        <w:t>Gemma-3-4B-it:</w:t>
       </w:r>
       <w:r>
         <w:t xml:space="preserve"> A 4-billion-parameter instruction model from a different family, loaded in 4-bit form. It tests whether capacity alone improves supportive replies. One practical difference shaped its integration: its chat template has no system role, so the instructions must be folded into the user turn.</w:t>
@@ -1375,7 +1375,7 @@
         <w:rPr>
           <w:b/>
         </w:rPr>
-        <w:t>Phi-4-mini-instruct.</w:t>
+        <w:t>Phi-4-mini-instruct:</w:t>
       </w:r>
       <w:r>
         <w:t xml:space="preserve"> A 3.8-billion-parameter model trained with a strong emphasis on instruction following [21], which matters here because the design asks the generator to obey three explicit rules and to stay inside a word limit. It is loaded with 4-bit NF4 quantisation [23] to fit beside the detector.</w:t>
@@ -1389,7 +1389,7 @@
         <w:rPr>
           <w:b/>
         </w:rPr>
-        <w:t>Phi-2 (considered and dropped).</w:t>
+        <w:t>Phi-2 (considered and dropped):</w:t>
       </w:r>
       <w:r>
         <w:t xml:space="preserve"> A 2.7-billion-parameter model without a chat template. Without that template there is no reliable way to separate a system instruction from the user's message, so the three rules could not be enforced, and the candidate was dropped before evaluation.</w:t>
@@ -2756,7 +2756,7 @@
         <w:rPr>
           <w:b/>
         </w:rPr>
-        <w:t>Detector.</w:t>
+        <w:t>Detector:</w:t>
       </w:r>
       <w:r>
         <w:t xml:space="preserve"> RoBERTa-base with a 32-way classification head, fine-tuned on first messages with the settings of Table 4.7. In conversation it reads the user's last four turns joined together: context is known to matter for recognising emotion in dialogue, and among the windows tested on long scenarios four turns was best or joint best in three of four, whereas six turns let emotions from earlier turns compete with the current one.</w:t>
@@ -2770,7 +2770,7 @@
         <w:rPr>
           <w:b/>
         </w:rPr>
-        <w:t>Stage 1, emotion choice.</w:t>
+        <w:t>Stage 1, emotion choice:</w:t>
       </w:r>
       <w:r>
         <w:t xml:space="preserve"> Phi-4-mini receives the message and the three candidates with the instruction: </w:t>
@@ -2793,7 +2793,7 @@
         <w:rPr>
           <w:b/>
         </w:rPr>
-        <w:t>Stage 2, reply generation.</w:t>
+        <w:t>Stage 2, reply generation:</w:t>
       </w:r>
       <w:r>
         <w:t xml:space="preserve"> The system prompt is assembled in a fixed order from the chosen emotion, the cue words, the guidance written for that emotion, and the three universal rules (Figure 4.4). For </w:t>
@@ -2871,7 +2871,7 @@
         <w:rPr>
           <w:b/>
         </w:rPr>
-        <w:t>Conversation memory.</w:t>
+        <w:t>Conversation memory:</w:t>
       </w:r>
       <w:r>
         <w:t xml:space="preserve"> The generator receives the last ten exchanges verbatim rather than a summary, so that emotional detail is not lost in compression. From the second turn onward the question becomes optional and the model is asked not to reuse its earlier phrasing, so that a long conversation does not turn into an interrogation; the first turn keeps the original rules, which is what makes single-turn results comparable across systems.</w:t>

--- a/final writing/Chapter_4_Proposed_Methodology.docx
+++ b/final writing/Chapter_4_Proposed_Methodology.docx
@@ -2759,7 +2759,7 @@
         <w:t>Detector:</w:t>
       </w:r>
       <w:r>
-        <w:t xml:space="preserve"> RoBERTa-base with a 32-way classification head, fine-tuned on first messages with the settings of Table 4.7. In conversation it reads the user's last four turns joined together: context is known to matter for recognising emotion in dialogue, and among the windows tested on long scenarios four turns was best or joint best in three of four, whereas six turns let emotions from earlier turns compete with the current one.</w:t>
+        <w:t xml:space="preserve"> RoBERTa-base with a 32-way classification head, fine-tuned on first messages with the settings of Table 4.8. It reads one message when answering a single message, and the user's last four turns joined together when holding a conversation; Section 4.2.7 specifies the conversational form and Section 5.3.4 gives the measurements behind the four-turn window.</w:t>
       </w:r>
     </w:p>
     <w:p>
@@ -2815,7 +2815,7 @@
         <w:t>[[TEAM TO FILL: name the source document from which the per-emotion guidance was adapted]]</w:t>
       </w:r>
       <w:r>
-        <w:t>. Decoding settings are given in Table 4.8.</w:t>
+        <w:t>. Decoding settings are given in Table 4.9.</w:t>
       </w:r>
     </w:p>
     <w:p>
@@ -2865,16 +2865,466 @@
     </w:p>
     <w:p>
       <w:pPr>
+        <w:pStyle w:val="Heading2"/>
+      </w:pPr>
+      <w:r>
+        <w:t>4.2.7 The Conversational Agent</w:t>
+      </w:r>
+    </w:p>
+    <w:p>
+      <w:pPr>
+        <w:spacing w:after="120"/>
+      </w:pPr>
+      <w:r>
+        <w:t>The evaluation in Chapter 5 answers one message at a time, but the system people actually use holds a conversation. The agent is the same two-stage pipeline run once per turn, with four additions that a single-reply system does not need (Table 4.6).</w:t>
+      </w:r>
+    </w:p>
+    <w:p>
+      <w:pPr>
         <w:spacing w:after="120"/>
       </w:pPr>
       <w:r>
         <w:rPr>
           <w:b/>
         </w:rPr>
-        <w:t>Conversation memory:</w:t>
+        <w:t>Two different memories, for two different models:</w:t>
       </w:r>
       <w:r>
-        <w:t xml:space="preserve"> The generator receives the last ten exchanges verbatim rather than a summary, so that emotional detail is not lost in compression. From the second turn onward the question becomes optional and the model is asked not to reuse its earlier phrasing, so that a long conversation does not turn into an interrogation; the first turn keeps the original rules, which is what makes single-turn results comparable across systems.</w:t>
+        <w:t xml:space="preserve"> The detector and the generator do not receive the same history, because they are different kinds of model. The detector is a classifier fine-tuned on single short messages, so it reads a bounded window, the user's last four turns joined together, and only the user's own text, since it was never trained on a listener's replies. The generator is an instruction-following model with a large context window, so it receives the last ten exchanges of the conversation verbatim: summarising them would compress away exactly the emotional detail the reply depends on. The attention cues are taken from the current message alone, so that they point at what the person has just said rather than at something they have moved past.</w:t>
+      </w:r>
+    </w:p>
+    <w:p>
+      <w:pPr>
+        <w:spacing w:after="120"/>
+      </w:pPr>
+      <w:r>
+        <w:rPr>
+          <w:b/>
+        </w:rPr>
+        <w:t>Rules that change after the first turn:</w:t>
+      </w:r>
+      <w:r>
+        <w:t xml:space="preserve"> The first turn keeps the three response rules exactly as they are measured throughout this thesis, which is what makes the first exchange comparable with every single-turn result in Chapter 5. From the second turn the mandatory question becomes optional, the generator is asked to answer what is new rather than repeat an acknowledgement it has already given, and it is told not to reuse phrasing from its earlier replies. A question on every turn, however well meant, turns a conversation into an interrogation.</w:t>
+      </w:r>
+    </w:p>
+    <w:p>
+      <w:pPr>
+        <w:spacing w:after="120"/>
+      </w:pPr>
+      <w:r>
+        <w:rPr>
+          <w:b/>
+        </w:rPr>
+        <w:t>Emotions that move:</w:t>
+      </w:r>
+      <w:r>
+        <w:t xml:space="preserve"> Each turn's emotion is compared with the previous turn's. When it changes, the prompt names the change and asks for a reply to the feeling the person has now, because answering the earlier one reads as not having listened.</w:t>
+      </w:r>
+    </w:p>
+    <w:p>
+      <w:pPr>
+        <w:spacing w:after="120"/>
+      </w:pPr>
+      <w:r>
+        <w:rPr>
+          <w:b/>
+        </w:rPr>
+        <w:t>An audit trail for every turn:</w:t>
+      </w:r>
+      <w:r>
+        <w:t xml:space="preserve"> The agent records the detector's three candidates with their probabilities, the emotion chosen in stage 1, the cue words, whether the emotion shifted, and the reply. It prints this before each reply and can export the whole conversation. This trail is the concrete form of the argument running through this thesis: an end-to-end model can produce the same reply, but it cannot show which feeling it answered, or let anyone intervene before it answers.</w:t>
+      </w:r>
+    </w:p>
+    <w:tbl>
+      <w:tblPr>
+        <w:tblStyle w:val="TableGrid"/>
+        <w:tblW w:type="auto" w:w="0"/>
+        <w:tblLook w:firstColumn="1" w:firstRow="1" w:lastColumn="0" w:lastRow="0" w:noHBand="0" w:noVBand="1" w:val="04A0"/>
+      </w:tblPr>
+      <w:tblGrid>
+        <w:gridCol w:w="3120"/>
+        <w:gridCol w:w="3120"/>
+        <w:gridCol w:w="3120"/>
+      </w:tblGrid>
+      <w:tr>
+        <w:tc>
+          <w:tcPr>
+            <w:tcW w:type="dxa" w:w="3120"/>
+            <w:shd w:val="clear" w:color="auto" w:fill="E3EEFB"/>
+          </w:tcPr>
+          <w:p>
+            <w:r>
+              <w:rPr>
+                <w:b/>
+              </w:rPr>
+            </w:r>
+            <w:r>
+              <w:rPr>
+                <w:b/>
+                <w:sz w:val="16"/>
+              </w:rPr>
+              <w:t>Part of the agent</w:t>
+            </w:r>
+          </w:p>
+        </w:tc>
+        <w:tc>
+          <w:tcPr>
+            <w:tcW w:type="dxa" w:w="3120"/>
+            <w:shd w:val="clear" w:color="auto" w:fill="E3EEFB"/>
+          </w:tcPr>
+          <w:p>
+            <w:r>
+              <w:rPr>
+                <w:b/>
+              </w:rPr>
+            </w:r>
+            <w:r>
+              <w:rPr>
+                <w:b/>
+                <w:sz w:val="16"/>
+              </w:rPr>
+              <w:t>Setting</w:t>
+            </w:r>
+          </w:p>
+        </w:tc>
+        <w:tc>
+          <w:tcPr>
+            <w:tcW w:type="dxa" w:w="3120"/>
+            <w:shd w:val="clear" w:color="auto" w:fill="E3EEFB"/>
+          </w:tcPr>
+          <w:p>
+            <w:r>
+              <w:rPr>
+                <w:b/>
+              </w:rPr>
+            </w:r>
+            <w:r>
+              <w:rPr>
+                <w:b/>
+                <w:sz w:val="16"/>
+              </w:rPr>
+              <w:t>Why this setting</w:t>
+            </w:r>
+          </w:p>
+        </w:tc>
+      </w:tr>
+      <w:tr>
+        <w:tc>
+          <w:tcPr>
+            <w:tcW w:type="dxa" w:w="3120"/>
+          </w:tcPr>
+          <w:p>
+            <w:r/>
+            <w:r>
+              <w:rPr>
+                <w:sz w:val="16"/>
+              </w:rPr>
+              <w:t>Detector input</w:t>
+            </w:r>
+          </w:p>
+        </w:tc>
+        <w:tc>
+          <w:tcPr>
+            <w:tcW w:type="dxa" w:w="3120"/>
+          </w:tcPr>
+          <w:p>
+            <w:r/>
+            <w:r>
+              <w:rPr>
+                <w:sz w:val="16"/>
+              </w:rPr>
+              <w:t>Last 4 user turns, joined, user text only</w:t>
+            </w:r>
+          </w:p>
+        </w:tc>
+        <w:tc>
+          <w:tcPr>
+            <w:tcW w:type="dxa" w:w="3120"/>
+          </w:tcPr>
+          <w:p>
+            <w:r/>
+            <w:r>
+              <w:rPr>
+                <w:sz w:val="16"/>
+              </w:rPr>
+              <w:t>4 was the widest window that degraded no scenario, and 6 turns flipped two of four (Section 5.3.4); d1 was never trained on assistant replies</w:t>
+            </w:r>
+          </w:p>
+        </w:tc>
+      </w:tr>
+      <w:tr>
+        <w:tc>
+          <w:tcPr>
+            <w:tcW w:type="dxa" w:w="3120"/>
+          </w:tcPr>
+          <w:p>
+            <w:r/>
+            <w:r>
+              <w:rPr>
+                <w:sz w:val="16"/>
+              </w:rPr>
+              <w:t>Attention cues</w:t>
+            </w:r>
+          </w:p>
+        </w:tc>
+        <w:tc>
+          <w:tcPr>
+            <w:tcW w:type="dxa" w:w="3120"/>
+          </w:tcPr>
+          <w:p>
+            <w:r/>
+            <w:r>
+              <w:rPr>
+                <w:sz w:val="16"/>
+              </w:rPr>
+              <w:t>Extracted from the current message only</w:t>
+            </w:r>
+          </w:p>
+        </w:tc>
+        <w:tc>
+          <w:tcPr>
+            <w:tcW w:type="dxa" w:w="3120"/>
+          </w:tcPr>
+          <w:p>
+            <w:r/>
+            <w:r>
+              <w:rPr>
+                <w:sz w:val="16"/>
+              </w:rPr>
+              <w:t>Cues should point at what the person has just said, not at turns they have moved past</w:t>
+            </w:r>
+          </w:p>
+        </w:tc>
+      </w:tr>
+      <w:tr>
+        <w:tc>
+          <w:tcPr>
+            <w:tcW w:type="dxa" w:w="3120"/>
+          </w:tcPr>
+          <w:p>
+            <w:r/>
+            <w:r>
+              <w:rPr>
+                <w:sz w:val="16"/>
+              </w:rPr>
+              <w:t>Generator memory</w:t>
+            </w:r>
+          </w:p>
+        </w:tc>
+        <w:tc>
+          <w:tcPr>
+            <w:tcW w:type="dxa" w:w="3120"/>
+          </w:tcPr>
+          <w:p>
+            <w:r/>
+            <w:r>
+              <w:rPr>
+                <w:sz w:val="16"/>
+              </w:rPr>
+              <w:t>Last 10 exchanges, kept verbatim</w:t>
+            </w:r>
+          </w:p>
+        </w:tc>
+        <w:tc>
+          <w:tcPr>
+            <w:tcW w:type="dxa" w:w="3120"/>
+          </w:tcPr>
+          <w:p>
+            <w:r/>
+            <w:r>
+              <w:rPr>
+                <w:sz w:val="16"/>
+              </w:rPr>
+              <w:t>Support conversations are short, and summarising is exactly where emotional detail would be lost</w:t>
+            </w:r>
+          </w:p>
+        </w:tc>
+      </w:tr>
+      <w:tr>
+        <w:tc>
+          <w:tcPr>
+            <w:tcW w:type="dxa" w:w="3120"/>
+          </w:tcPr>
+          <w:p>
+            <w:r/>
+            <w:r>
+              <w:rPr>
+                <w:sz w:val="16"/>
+              </w:rPr>
+              <w:t>First-turn rules</w:t>
+            </w:r>
+          </w:p>
+        </w:tc>
+        <w:tc>
+          <w:tcPr>
+            <w:tcW w:type="dxa" w:w="3120"/>
+          </w:tcPr>
+          <w:p>
+            <w:r/>
+            <w:r>
+              <w:rPr>
+                <w:sz w:val="16"/>
+              </w:rPr>
+              <w:t>The three single-turn rules, unchanged</w:t>
+            </w:r>
+          </w:p>
+        </w:tc>
+        <w:tc>
+          <w:tcPr>
+            <w:tcW w:type="dxa" w:w="3120"/>
+          </w:tcPr>
+          <w:p>
+            <w:r/>
+            <w:r>
+              <w:rPr>
+                <w:sz w:val="16"/>
+              </w:rPr>
+              <w:t>Keeps the first exchange comparable with every single-turn result in Chapter 5</w:t>
+            </w:r>
+          </w:p>
+        </w:tc>
+      </w:tr>
+      <w:tr>
+        <w:tc>
+          <w:tcPr>
+            <w:tcW w:type="dxa" w:w="3120"/>
+          </w:tcPr>
+          <w:p>
+            <w:r/>
+            <w:r>
+              <w:rPr>
+                <w:sz w:val="16"/>
+              </w:rPr>
+              <w:t>Later-turn rules</w:t>
+            </w:r>
+          </w:p>
+        </w:tc>
+        <w:tc>
+          <w:tcPr>
+            <w:tcW w:type="dxa" w:w="3120"/>
+          </w:tcPr>
+          <w:p>
+            <w:r/>
+            <w:r>
+              <w:rPr>
+                <w:sz w:val="16"/>
+              </w:rPr>
+              <w:t>At most one question, answer what is new, do not reuse earlier phrasing</w:t>
+            </w:r>
+          </w:p>
+        </w:tc>
+        <w:tc>
+          <w:tcPr>
+            <w:tcW w:type="dxa" w:w="3120"/>
+          </w:tcPr>
+          <w:p>
+            <w:r/>
+            <w:r>
+              <w:rPr>
+                <w:sz w:val="16"/>
+              </w:rPr>
+              <w:t>A mandatory question on every turn turns the conversation into an interrogation, the failure mode the interrogative-bias check measures</w:t>
+            </w:r>
+          </w:p>
+        </w:tc>
+      </w:tr>
+      <w:tr>
+        <w:tc>
+          <w:tcPr>
+            <w:tcW w:type="dxa" w:w="3120"/>
+          </w:tcPr>
+          <w:p>
+            <w:r/>
+            <w:r>
+              <w:rPr>
+                <w:sz w:val="16"/>
+              </w:rPr>
+              <w:t>Emotion shift</w:t>
+            </w:r>
+          </w:p>
+        </w:tc>
+        <w:tc>
+          <w:tcPr>
+            <w:tcW w:type="dxa" w:w="3120"/>
+          </w:tcPr>
+          <w:p>
+            <w:r/>
+            <w:r>
+              <w:rPr>
+                <w:sz w:val="16"/>
+              </w:rPr>
+              <w:t>Previous emotion recorded; the prompt names the change and asks for a reply to the current feeling</w:t>
+            </w:r>
+          </w:p>
+        </w:tc>
+        <w:tc>
+          <w:tcPr>
+            <w:tcW w:type="dxa" w:w="3120"/>
+          </w:tcPr>
+          <w:p>
+            <w:r/>
+            <w:r>
+              <w:rPr>
+                <w:sz w:val="16"/>
+              </w:rPr>
+              <w:t>Feelings move during a conversation and a reply to the earlier one reads as not listening</w:t>
+            </w:r>
+          </w:p>
+        </w:tc>
+      </w:tr>
+      <w:tr>
+        <w:tc>
+          <w:tcPr>
+            <w:tcW w:type="dxa" w:w="3120"/>
+          </w:tcPr>
+          <w:p>
+            <w:r/>
+            <w:r>
+              <w:rPr>
+                <w:sz w:val="16"/>
+              </w:rPr>
+              <w:t>Audit trail</w:t>
+            </w:r>
+          </w:p>
+        </w:tc>
+        <w:tc>
+          <w:tcPr>
+            <w:tcW w:type="dxa" w:w="3120"/>
+          </w:tcPr>
+          <w:p>
+            <w:r/>
+            <w:r>
+              <w:rPr>
+                <w:sz w:val="16"/>
+              </w:rPr>
+              <w:t>Per turn: the three candidates with their probabilities, the chosen emotion, the cue words, whether the emotion shifted, and the reply</w:t>
+            </w:r>
+          </w:p>
+        </w:tc>
+        <w:tc>
+          <w:tcPr>
+            <w:tcW w:type="dxa" w:w="3120"/>
+          </w:tcPr>
+          <w:p>
+            <w:r/>
+            <w:r>
+              <w:rPr>
+                <w:sz w:val="16"/>
+              </w:rPr>
+              <w:t>This trail is the inspectability the design exists for; it is printed each turn and can be exported as a transcript</w:t>
+            </w:r>
+          </w:p>
+        </w:tc>
+      </w:tr>
+    </w:tbl>
+    <w:p/>
+    <w:p>
+      <w:r>
+        <w:rPr>
+          <w:i/>
+          <w:sz w:val="20"/>
+        </w:rPr>
+        <w:t>Table 4.6: The conversational agent: what each setting is and why</w:t>
       </w:r>
     </w:p>
     <w:p>
@@ -3049,7 +3499,7 @@
         <w:spacing w:after="120"/>
       </w:pPr>
       <w:r>
-        <w:t>Table 4.6 lists what the preparation produces. In total the work uses 17,839 labelled messages to train a detector, 2,763 to select its checkpoint, 2,542 to measure it, 300 conversations answered by every system, 64 of those scored by both AI judges, and 8 placed before human raters.</w:t>
+        <w:t>Table 4.7 lists what the preparation produces. In total the work uses 17,839 labelled messages to train a detector, 2,763 to select its checkpoint, 2,542 to measure it, 300 conversations answered by every system, 64 of those scored by both AI judges, and 8 placed before human raters.</w:t>
       </w:r>
     </w:p>
     <w:tbl>
@@ -3560,7 +4010,7 @@
           <w:i/>
           <w:sz w:val="20"/>
         </w:rPr>
-        <w:t>Table 4.6: The datasets produced by preparation and what each is used for</w:t>
+        <w:t>Table 4.7: The datasets produced by preparation and what each is used for</w:t>
       </w:r>
     </w:p>
     <w:p>
@@ -3584,7 +4034,7 @@
         <w:spacing w:after="120"/>
       </w:pPr>
       <w:r>
-        <w:t>Each detector candidate was fine-tuned end to end with a cross-entropy loss over the 32 emotions, under the settings of Table 4.7. Training runs for at most four epochs with early stopping after one epoch without improvement, and the checkpoint reported is the one with the best validation accuracy rather than the last, so that a run that begins to over-fit is not the run that gets measured. The learning rate warms up linearly over the first 6% of steps: this is RoBERTa's own fine-tuning setting, and it is not cosmetic, since without it the RoBERTa-large run diverged to 5.0% accuracy before the cause was found (Section 3.7). Mixed 16-bit precision and gradient accumulation keep the effective batch at 16 inside 8 GB of memory. Every run uses seed 42, and all five candidates were trained by the same script with only the model name changed, so the comparison in Chapter 5 is between architectures and not between training recipes.</w:t>
+        <w:t>Each detector candidate was fine-tuned end to end with a cross-entropy loss over the 32 emotions, under the settings of Table 4.8. Training runs for at most four epochs with early stopping after one epoch without improvement, and the checkpoint reported is the one with the best validation accuracy rather than the last, so that a run that begins to over-fit is not the run that gets measured. The learning rate warms up linearly over the first 6% of steps: this is RoBERTa's own fine-tuning setting, and it is not cosmetic, since without it the RoBERTa-large run diverged to 5.0% accuracy before the cause was found (Section 3.7). Mixed 16-bit precision and gradient accumulation keep the effective batch at 16 inside 8 GB of memory. Every run uses seed 42, and all five candidates were trained by the same script with only the model name changed, so the comparison in Chapter 5 is between architectures and not between training recipes.</w:t>
       </w:r>
     </w:p>
     <w:tbl>
@@ -4064,7 +4514,7 @@
           <w:i/>
           <w:sz w:val="20"/>
         </w:rPr>
-        <w:t>Table 4.7: Detector training configuration</w:t>
+        <w:t>Table 4.8: Detector training configuration</w:t>
       </w:r>
     </w:p>
     <w:p>
@@ -4080,7 +4530,7 @@
         <w:spacing w:after="120"/>
       </w:pPr>
       <w:r>
-        <w:t>The generator is never trained in the final system: it is used zero-shot and steered entirely by its system prompt. Two implementation decisions make that practical within the memory budget. The model is loaded with 4-bit NF4 quantisation, double quantisation and 16-bit computation [23], which keeps the quality of 16-bit weights at about a quarter of the memory. And decoding is fixed for every system in the thesis, with sampling at temperature 0.7 and top-p 0.9 rather than greedy or beam search, which are known to produce repetitive text [47]. Table 4.8 lists the settings; because they are identical everywhere, any difference between systems comes from the design rather than from decoding.</w:t>
+        <w:t>The generator is never trained in the final system: it is used zero-shot and steered entirely by its system prompt. Two implementation decisions make that practical within the memory budget. The model is loaded with 4-bit NF4 quantisation, double quantisation and 16-bit computation [23], which keeps the quality of 16-bit weights at about a quarter of the memory. And decoding is fixed for every system in the thesis, with sampling at temperature 0.7 and top-p 0.9 rather than greedy or beam search, which are known to produce repetitive text [47]. Table 4.9 lists the settings; because they are identical everywhere, any difference between systems comes from the design rather than from decoding.</w:t>
       </w:r>
     </w:p>
     <w:tbl>
@@ -4560,7 +5010,7 @@
           <w:i/>
           <w:sz w:val="20"/>
         </w:rPr>
-        <w:t>Table 4.8: Generation configuration, identical for every system compared</w:t>
+        <w:t>Table 4.9: Generation configuration, identical for every system compared</w:t>
       </w:r>
     </w:p>
     <w:p>
@@ -4608,7 +5058,7 @@
         <w:spacing w:after="120"/>
       </w:pPr>
       <w:r>
-        <w:t>Every parameter of the final system, of the baselines and of the evaluation was fixed before the final comparison, and each is justified by one of three things: published practice, a measurement on our own data, or an explicit hardware constraint. Settings that were never tuned are marked as such rather than presented as choices. The complete listing, with the justification and the evidence for each value, is given in Table A.5.</w:t>
+        <w:t>Every parameter of the final system, of the baselines and of the evaluation was fixed before the final comparison, and each is justified by one of three things: published practice, a measurement on our own data, or an explicit hardware constraint. Settings that were never tuned are marked as such rather than presented as choices. The complete listing, with the justification and the evidence for each value, is given in Table A.6.</w:t>
       </w:r>
     </w:p>
     <w:p>

--- a/final writing/Chapter_4_Proposed_Methodology.docx
+++ b/final writing/Chapter_4_Proposed_Methodology.docx
@@ -2865,6 +2865,68 @@
     </w:p>
     <w:p>
       <w:pPr>
+        <w:spacing w:after="120"/>
+      </w:pPr>
+      <w:r>
+        <w:t xml:space="preserve">Figure 4.5 prints that prompt exactly as the generator receives it, for a message read as </w:t>
+      </w:r>
+      <w:r>
+        <w:rPr>
+          <w:i/>
+        </w:rPr>
+        <w:t>lonely</w:t>
+      </w:r>
+      <w:r>
+        <w:t>, so that the wording can be checked rather than described.</w:t>
+      </w:r>
+    </w:p>
+    <w:p>
+      <w:r>
+        <w:drawing>
+          <wp:inline xmlns:a="http://schemas.openxmlformats.org/drawingml/2006/main" xmlns:pic="http://schemas.openxmlformats.org/drawingml/2006/picture">
+            <wp:extent cx="5486400" cy="2913468"/>
+            <wp:docPr id="5" name="Picture 5"/>
+            <wp:cNvGraphicFramePr>
+              <a:graphicFrameLocks noChangeAspect="1"/>
+            </wp:cNvGraphicFramePr>
+            <a:graphic>
+              <a:graphicData uri="http://schemas.openxmlformats.org/drawingml/2006/picture">
+                <pic:pic>
+                  <pic:nvPicPr>
+                    <pic:cNvPr id="0" name="fig_pipeline_prompt.png"/>
+                    <pic:cNvPicPr/>
+                  </pic:nvPicPr>
+                  <pic:blipFill>
+                    <a:blip r:embed="rId13"/>
+                    <a:stretch>
+                      <a:fillRect/>
+                    </a:stretch>
+                  </pic:blipFill>
+                  <pic:spPr>
+                    <a:xfrm>
+                      <a:off x="0" y="0"/>
+                      <a:ext cx="5486400" cy="2913468"/>
+                    </a:xfrm>
+                    <a:prstGeom prst="rect"/>
+                  </pic:spPr>
+                </pic:pic>
+              </a:graphicData>
+            </a:graphic>
+          </wp:inline>
+        </w:drawing>
+      </w:r>
+    </w:p>
+    <w:p>
+      <w:r>
+        <w:rPr>
+          <w:i/>
+          <w:sz w:val="20"/>
+        </w:rPr>
+        <w:t>Figure 4.5: The system prompt as the generator actually receives it</w:t>
+      </w:r>
+    </w:p>
+    <w:p>
+      <w:pPr>
         <w:pStyle w:val="Heading2"/>
       </w:pPr>
       <w:r>
@@ -3348,7 +3410,7 @@
         <w:spacing w:after="120"/>
       </w:pPr>
       <w:r>
-        <w:t>All data comes from EmpatheticDialogues [2], a corpus in which one crowdworker describes a situation tied to one of 32 emotions and a second replies as a listener. The released files hold 23,144 conversations and 88,687 utterances, already divided by the authors into training, validation and test partitions that keep every conversation started by the same speaker inside a single partition, so no speaker's style can leak from training into testing. The corpus is used under its non-commercial research licence [20]. Figure 4.5 shows the path from those files to the four datasets this work actually uses.</w:t>
+        <w:t>All data comes from EmpatheticDialogues [2], a corpus in which one crowdworker describes a situation tied to one of 32 emotions and a second replies as a listener. The released files hold 23,144 conversations and 88,687 utterances, already divided by the authors into training, validation and test partitions that keep every conversation started by the same speaker inside a single partition, so no speaker's style can leak from training into testing. The corpus is used under its non-commercial research licence [20]. Figure 4.6 shows the path from those files to the four datasets this work actually uses.</w:t>
       </w:r>
     </w:p>
     <w:p>
@@ -3356,7 +3418,7 @@
         <w:drawing>
           <wp:inline xmlns:a="http://schemas.openxmlformats.org/drawingml/2006/main" xmlns:pic="http://schemas.openxmlformats.org/drawingml/2006/picture">
             <wp:extent cx="5486400" cy="3632597"/>
-            <wp:docPr id="5" name="Picture 5"/>
+            <wp:docPr id="6" name="Picture 6"/>
             <wp:cNvGraphicFramePr>
               <a:graphicFrameLocks noChangeAspect="1"/>
             </wp:cNvGraphicFramePr>
@@ -3368,7 +3430,7 @@
                     <pic:cNvPicPr/>
                   </pic:nvPicPr>
                   <pic:blipFill>
-                    <a:blip r:embed="rId13"/>
+                    <a:blip r:embed="rId14"/>
                     <a:stretch>
                       <a:fillRect/>
                     </a:stretch>
@@ -3393,7 +3455,7 @@
           <w:i/>
           <w:sz w:val="20"/>
         </w:rPr>
-        <w:t>Figure 4.5: From the released corpus to the datasets used in this work</w:t>
+        <w:t>Figure 4.6: From the released corpus to the datasets used in this work</w:t>
       </w:r>
     </w:p>
     <w:p>
@@ -3444,6 +3506,59 @@
       </w:r>
       <w:r>
         <w:t>. The description is written after the event and names the feeling almost explicitly, whereas the first message is what a user actually types; training on the description therefore teaches the detector an easier task than the one it must perform, and Section 5.2.2 measures what that mismatch cost.</w:t>
+      </w:r>
+    </w:p>
+    <w:p>
+      <w:pPr>
+        <w:spacing w:after="120"/>
+      </w:pPr>
+      <w:r>
+        <w:t>Figure 4.7 shows one conversation before and after the whole of this preparation, with the released rows on one side and the single labelled message that reaches the detector on the other.</w:t>
+      </w:r>
+    </w:p>
+    <w:p>
+      <w:r>
+        <w:drawing>
+          <wp:inline xmlns:a="http://schemas.openxmlformats.org/drawingml/2006/main" xmlns:pic="http://schemas.openxmlformats.org/drawingml/2006/picture">
+            <wp:extent cx="5486400" cy="4135070"/>
+            <wp:docPr id="7" name="Picture 7"/>
+            <wp:cNvGraphicFramePr>
+              <a:graphicFrameLocks noChangeAspect="1"/>
+            </wp:cNvGraphicFramePr>
+            <a:graphic>
+              <a:graphicData uri="http://schemas.openxmlformats.org/drawingml/2006/picture">
+                <pic:pic>
+                  <pic:nvPicPr>
+                    <pic:cNvPr id="0" name="fig_preprocessing.png"/>
+                    <pic:cNvPicPr/>
+                  </pic:nvPicPr>
+                  <pic:blipFill>
+                    <a:blip r:embed="rId15"/>
+                    <a:stretch>
+                      <a:fillRect/>
+                    </a:stretch>
+                  </pic:blipFill>
+                  <pic:spPr>
+                    <a:xfrm>
+                      <a:off x="0" y="0"/>
+                      <a:ext cx="5486400" cy="4135070"/>
+                    </a:xfrm>
+                    <a:prstGeom prst="rect"/>
+                  </pic:spPr>
+                </pic:pic>
+              </a:graphicData>
+            </a:graphic>
+          </wp:inline>
+        </w:drawing>
+      </w:r>
+    </w:p>
+    <w:p>
+      <w:r>
+        <w:rPr>
+          <w:i/>
+          <w:sz w:val="20"/>
+        </w:rPr>
+        <w:t>Figure 4.7: One conversation before and after preparation</w:t>
       </w:r>
     </w:p>
     <w:p>

--- a/final writing/Chapter_4_Proposed_Methodology.docx
+++ b/final writing/Chapter_4_Proposed_Methodology.docx
@@ -3460,6 +3460,204 @@
     </w:p>
     <w:p>
       <w:pPr>
+        <w:spacing w:after="120"/>
+      </w:pPr>
+      <w:r>
+        <w:rPr>
+          <w:b/>
+        </w:rPr>
+        <w:t>Why not GoEmotions:</w:t>
+      </w:r>
+      <w:r>
+        <w:t xml:space="preserve"> the project began on GoEmotions [42], and the first months went into preparing it: 54,263 Reddit comments across 27 emotions and a neutral class, processed into a 28-label multi-label set, analysed, and then rewritten into dialogue form with templated replies. It was abandoned for four reasons, each measured on that prepared data rather than assumed.</w:t>
+      </w:r>
+    </w:p>
+    <w:p>
+      <w:pPr>
+        <w:spacing w:after="120"/>
+      </w:pPr>
+      <w:r>
+        <w:t xml:space="preserve">1. </w:t>
+      </w:r>
+      <w:r>
+        <w:rPr>
+          <w:b/>
+        </w:rPr>
+        <w:t>It contains no replies:</w:t>
+      </w:r>
+      <w:r>
+        <w:t xml:space="preserve"> A comment carries a label and nothing else, so there is nothing to train or evaluate a response generator against. The replies we produced for it were written from our own templates, which means any system trained on them would only be learning our wording back.</w:t>
+      </w:r>
+    </w:p>
+    <w:p>
+      <w:pPr>
+        <w:spacing w:after="120"/>
+      </w:pPr>
+      <w:r>
+        <w:t xml:space="preserve">2. </w:t>
+      </w:r>
+      <w:r>
+        <w:rPr>
+          <w:b/>
+        </w:rPr>
+        <w:t>A third of it has no emotion to answer:</w:t>
+      </w:r>
+      <w:r>
+        <w:t xml:space="preserve"> </w:t>
+      </w:r>
+      <w:r>
+        <w:rPr>
+          <w:i/>
+        </w:rPr>
+        <w:t>Neutral</w:t>
+      </w:r>
+      <w:r>
+        <w:t xml:space="preserve"> is the largest class at 32.75% of the corpus. A support system is not asked to respond to 18,000 neutral comments.</w:t>
+      </w:r>
+    </w:p>
+    <w:p>
+      <w:pPr>
+        <w:spacing w:after="120"/>
+      </w:pPr>
+      <w:r>
+        <w:t xml:space="preserve">3. </w:t>
+      </w:r>
+      <w:r>
+        <w:rPr>
+          <w:b/>
+        </w:rPr>
+        <w:t>The emotions it does carry are the wrong ones:</w:t>
+      </w:r>
+      <w:r>
+        <w:t xml:space="preserve"> Its frequent classes are reactions to online comments, with </w:t>
+      </w:r>
+      <w:r>
+        <w:rPr>
+          <w:i/>
+        </w:rPr>
+        <w:t>admiration</w:t>
+      </w:r>
+      <w:r>
+        <w:t xml:space="preserve"> at 9.4%, </w:t>
+      </w:r>
+      <w:r>
+        <w:rPr>
+          <w:i/>
+        </w:rPr>
+        <w:t>approval</w:t>
+      </w:r>
+      <w:r>
+        <w:t xml:space="preserve"> at 6.8% and </w:t>
+      </w:r>
+      <w:r>
+        <w:rPr>
+          <w:i/>
+        </w:rPr>
+        <w:t>amusement</w:t>
+      </w:r>
+      <w:r>
+        <w:t xml:space="preserve"> at 5.3%, while the states a support conversation actually has to answer are its rarest: </w:t>
+      </w:r>
+      <w:r>
+        <w:rPr>
+          <w:i/>
+        </w:rPr>
+        <w:t>grief</w:t>
+      </w:r>
+      <w:r>
+        <w:t xml:space="preserve"> appears 96 times against </w:t>
+      </w:r>
+      <w:r>
+        <w:rPr>
+          <w:i/>
+        </w:rPr>
+        <w:t>admiration</w:t>
+      </w:r>
+      <w:r>
+        <w:t xml:space="preserve">'s 5,122, a ratio of 53 to 1, and the set has no </w:t>
+      </w:r>
+      <w:r>
+        <w:rPr>
+          <w:i/>
+        </w:rPr>
+        <w:t>lonely</w:t>
+      </w:r>
+      <w:r>
+        <w:t xml:space="preserve">, </w:t>
+      </w:r>
+      <w:r>
+        <w:rPr>
+          <w:i/>
+        </w:rPr>
+        <w:t>devastated</w:t>
+      </w:r>
+      <w:r>
+        <w:t xml:space="preserve">, </w:t>
+      </w:r>
+      <w:r>
+        <w:rPr>
+          <w:i/>
+        </w:rPr>
+        <w:t>terrified</w:t>
+      </w:r>
+      <w:r>
+        <w:t xml:space="preserve"> or </w:t>
+      </w:r>
+      <w:r>
+        <w:rPr>
+          <w:i/>
+        </w:rPr>
+        <w:t>apprehensive</w:t>
+      </w:r>
+      <w:r>
+        <w:t xml:space="preserve"> at all.</w:t>
+      </w:r>
+    </w:p>
+    <w:p>
+      <w:pPr>
+        <w:spacing w:after="120"/>
+      </w:pPr>
+      <w:r>
+        <w:t xml:space="preserve">4. </w:t>
+      </w:r>
+      <w:r>
+        <w:rPr>
+          <w:b/>
+        </w:rPr>
+        <w:t>Its labels overlap:</w:t>
+      </w:r>
+      <w:r>
+        <w:t xml:space="preserve"> 16.25% of examples carry more than one emotion, with </w:t>
+      </w:r>
+      <w:r>
+        <w:rPr>
+          <w:i/>
+        </w:rPr>
+        <w:t>anger</w:t>
+      </w:r>
+      <w:r>
+        <w:t xml:space="preserve"> and </w:t>
+      </w:r>
+      <w:r>
+        <w:rPr>
+          <w:i/>
+        </w:rPr>
+        <w:t>annoyance</w:t>
+      </w:r>
+      <w:r>
+        <w:t xml:space="preserve"> the most common pair, which does not fit a design that conditions one reply on one feeling.</w:t>
+      </w:r>
+    </w:p>
+    <w:p>
+      <w:pPr>
+        <w:spacing w:after="120"/>
+      </w:pPr>
+      <w:r>
+        <w:t>EmpatheticDialogues answers all four: every conversation is a first-person disclosure written to be replied to, it comes with the listener's reply, it carries exactly one of 32 emotions chosen by the speaker before writing, and those 32 are the states a support conversation is made of. The GoEmotions work is kept in the repository, and the change of corpus is the reason the project's own labels are the 32 used throughout this thesis rather than the 28 of the earlier plan.</w:t>
+      </w:r>
+    </w:p>
+    <w:p>
+      <w:pPr>
         <w:pStyle w:val="Heading2"/>
       </w:pPr>
       <w:r>

--- a/final writing/Chapter_4_Proposed_Methodology.docx
+++ b/final writing/Chapter_4_Proposed_Methodology.docx
@@ -715,7 +715,7 @@
         <w:spacing w:after="120"/>
       </w:pPr>
       <w:r>
-        <w:t>As a signal independent of both the rule checks and the judges, replies are scored by the hyy33 system from the WASSA 2024 shared task [17]. It suits this project because it was trained on third-party human empathy ratings of individual conversation turns [16], the same unit as our replies; because it is peer-reviewed and publicly released, with predictions correlating with human ratings at r = 0.544 on the shared task's test set; and because it comes from a different group, a different dataset and a different model family from every part of our system, so it has no reason to favour it. Its limits are stated too: it was not the best system in its own shared task, its training conversations are discussions of news articles rather than supportive replies, and it outputs coarse classes. Section 5.4.6 shows that it reproduces the judges' ranking of systems closely but is too noisy at the level of a single reply, so it is used only to compare system averages over the 300 conversations.</w:t>
+        <w:t>As a signal independent of both the rule checks and the judges, replies are scored by the hyy33 system from the WASSA 2024 shared task [17]. It suits this project because it was trained on third-party human empathy ratings of individual conversation turns [16], the same unit as our replies; because it is peer-reviewed and publicly released, with predictions correlating with human ratings at r = 0.544 on the shared task's test set; and because it comes from a different group, a different dataset and a different model family from every part of our system, so it has no reason to favour it. Its limits are stated too: it was not the best system in its own shared task, its training conversations are discussions of news articles rather than supportive replies, and it outputs coarse classes. Section 5.4.5 shows that it reproduces the judges' ranking of systems closely but is too noisy at the level of a single reply, so it is used only to compare system averages over the 300 conversations.</w:t>
       </w:r>
     </w:p>
     <w:p>
@@ -2759,7 +2759,7 @@
         <w:t>Detector:</w:t>
       </w:r>
       <w:r>
-        <w:t xml:space="preserve"> RoBERTa-base with a 32-way classification head, fine-tuned on first messages with the settings of Table 4.8. It reads one message when answering a single message, and the user's last four turns joined together when holding a conversation; Section 4.2.7 specifies the conversational form and Section 5.3.4 gives the measurements behind the four-turn window.</w:t>
+        <w:t xml:space="preserve"> RoBERTa-base with a 32-way classification head, fine-tuned on first messages with the settings of Table 4.8. It reads one message when answering a single message, and the user's last four turns joined together when holding a conversation; Section 4.2.7 specifies the conversational form and Section 5.3.2 gives the measurements behind the four-turn window.</w:t>
       </w:r>
     </w:p>
     <w:p>
@@ -5355,7 +5355,7 @@
         <w:spacing w:after="120"/>
       </w:pPr>
       <w:r>
-        <w:t>The monolithic baselines share the pipeline's scaffolding so that only the intended difference remains: the same 300 conversations, the same decoding settings, the same rule checks and the same output format, with the detector removed and the prompt asking the model to work out the feeling itself. The LoRA baseline is the one design that trains a generator, using rank 16 and alpha 32 on the attention projections with a learning rate of 2e-4, values drawn from the original low-rank adaptation work [24]. Its implementation carries one correction worth recording: the padding token must be the model's end-of-text token, because using the end-of-turn token as padding removes that token from the loss, and a model that never sees it learns not to stop. The first version of this baseline had that defect, it was retrained once the cause was found, and every affected number was replaced (Section 5.3.5).</w:t>
+        <w:t>The monolithic baselines share the pipeline's scaffolding so that only the intended difference remains: the same 300 conversations, the same decoding settings, the same rule checks and the same output format, with the detector removed and the prompt asking the model to work out the feeling itself. The LoRA baseline is the one design that trains a generator, using rank 16 and alpha 32 on the attention projections with a learning rate of 2e-4, values drawn from the original low-rank adaptation work [24]. Its implementation carries one correction worth recording: the padding token must be the model's end-of-text token, because using the end-of-turn token as padding removes that token from the loss, and a model that never sees it learns not to stop. The first version of this baseline had that defect, it was retrained once the cause was found, and every affected number was replaced (Section 5.3.3).</w:t>
       </w:r>
     </w:p>
     <w:p>

--- a/final writing/Chapter_4_Proposed_Methodology.docx
+++ b/final writing/Chapter_4_Proposed_Methodology.docx
@@ -5371,7 +5371,7 @@
         <w:spacing w:after="120"/>
       </w:pPr>
       <w:r>
-        <w:t>Every parameter of the final system, of the baselines and of the evaluation was fixed before the final comparison, and each is justified by one of three things: published practice, a measurement on our own data, or an explicit hardware constraint. Settings that were never tuned are marked as such rather than presented as choices. The complete listing, with the justification and the evidence for each value, is given in Table A.6.</w:t>
+        <w:t>Every parameter of the final system, of the baselines and of the evaluation was fixed before the final comparison, and each is justified by one of three things: published practice, a measurement on our own data, or an explicit hardware constraint. Settings that were never tuned are marked as such rather than presented as choices. The complete listing, with the justification and the evidence for each value, is given in Table A.6, which is in the appendix at the end of this report.</w:t>
       </w:r>
     </w:p>
     <w:p>

--- a/final writing/Chapter_4_Proposed_Methodology.docx
+++ b/final writing/Chapter_4_Proposed_Methodology.docx
@@ -2320,7 +2320,7 @@
         <w:spacing w:after="120"/>
       </w:pPr>
       <w:r>
-        <w:t>Sub-word pieces are merged back into whole words by summing their scores, the special tokens are discarded, and the highest-scoring 40% of words are kept, with a floor of three and a ceiling of fourteen so that neither very short nor very long messages produce a useless cue list. The result is a handful of words such as "moved away" or "my dog", which the prompt builder inserts into the instruction.</w:t>
+        <w:t>Special tokens and punctuation are discarded, closed-class words are excluded so that the cues are not merely the function words attention tends to concentrate on, and the highest-scoring 40% of the remaining tokens are kept, with a floor of three and a ceiling of fourteen so that neither very short nor very long messages produce a useless cue list. Neighbouring kept tokens are then stitched back together and expanded to whole words, and at most three phrases are returned. The result is a handful of phrases such as "moved away" or "my dog disappeared", which the prompt builder inserts into the instruction.</w:t>
       </w:r>
     </w:p>
     <w:p>

--- a/final writing/Chapter_4_Proposed_Methodology.docx
+++ b/final writing/Chapter_4_Proposed_Methodology.docx
@@ -5371,7 +5371,679 @@
         <w:spacing w:after="120"/>
       </w:pPr>
       <w:r>
-        <w:t>Every parameter of the final system, of the baselines and of the evaluation was fixed before the final comparison, and each is justified by one of three things: published practice, a measurement on our own data, or an explicit hardware constraint. Settings that were never tuned are marked as such rather than presented as choices. The complete listing, with the justification and the evidence for each value, is given in Table A.6, which is in the appendix at the end of this report.</w:t>
+        <w:t>Every parameter of the final system, of the baselines and of the evaluation was fixed before the final comparison, and each is justified by one of three things: published practice, a measurement on our own data, or an explicit hardware constraint. Settings that were never tuned are marked as such rather than presented as choices.</w:t>
+      </w:r>
+    </w:p>
+    <w:p>
+      <w:pPr>
+        <w:spacing w:after="120"/>
+      </w:pPr>
+      <w:r>
+        <w:t>Table 4.10 gives the values that decide how each model behaves and would have to be matched to reproduce this work: what the detector was trained with, how the generator is loaded and how freely it writes, how much of a conversation each model reads, and the adapter settings of the fine-tuned baseline. Nothing here was searched for or tuned against the test set; each value comes from the published setting for that model family, from the hardware limit, or from a measurement reported in Chapter 5.</w:t>
+      </w:r>
+    </w:p>
+    <w:tbl>
+      <w:tblPr>
+        <w:tblStyle w:val="TableGrid"/>
+        <w:tblW w:type="auto" w:w="0"/>
+        <w:tblLook w:firstColumn="1" w:firstRow="1" w:lastColumn="0" w:lastRow="0" w:noHBand="0" w:noVBand="1" w:val="04A0"/>
+      </w:tblPr>
+      <w:tblGrid>
+        <w:gridCol w:w="3120"/>
+        <w:gridCol w:w="3120"/>
+        <w:gridCol w:w="3120"/>
+      </w:tblGrid>
+      <w:tr>
+        <w:tc>
+          <w:tcPr>
+            <w:tcW w:type="dxa" w:w="3120"/>
+            <w:shd w:val="clear" w:color="auto" w:fill="E3EEFB"/>
+          </w:tcPr>
+          <w:p>
+            <w:r>
+              <w:rPr>
+                <w:b/>
+              </w:rPr>
+            </w:r>
+            <w:r>
+              <w:rPr>
+                <w:b/>
+                <w:sz w:val="16"/>
+              </w:rPr>
+              <w:t>Parameter</w:t>
+            </w:r>
+          </w:p>
+        </w:tc>
+        <w:tc>
+          <w:tcPr>
+            <w:tcW w:type="dxa" w:w="3120"/>
+            <w:shd w:val="clear" w:color="auto" w:fill="E3EEFB"/>
+          </w:tcPr>
+          <w:p>
+            <w:r>
+              <w:rPr>
+                <w:b/>
+              </w:rPr>
+            </w:r>
+            <w:r>
+              <w:rPr>
+                <w:b/>
+                <w:sz w:val="16"/>
+              </w:rPr>
+              <w:t>Value</w:t>
+            </w:r>
+          </w:p>
+        </w:tc>
+        <w:tc>
+          <w:tcPr>
+            <w:tcW w:type="dxa" w:w="3120"/>
+            <w:shd w:val="clear" w:color="auto" w:fill="E3EEFB"/>
+          </w:tcPr>
+          <w:p>
+            <w:r>
+              <w:rPr>
+                <w:b/>
+              </w:rPr>
+            </w:r>
+            <w:r>
+              <w:rPr>
+                <w:b/>
+                <w:sz w:val="16"/>
+              </w:rPr>
+              <w:t>Why this value</w:t>
+            </w:r>
+          </w:p>
+        </w:tc>
+      </w:tr>
+      <w:tr>
+        <w:tc>
+          <w:tcPr>
+            <w:tcW w:type="dxa" w:w="3120"/>
+          </w:tcPr>
+          <w:p>
+            <w:r/>
+            <w:r>
+              <w:rPr>
+                <w:sz w:val="16"/>
+              </w:rPr>
+              <w:t>Detector: learning rate</w:t>
+            </w:r>
+          </w:p>
+        </w:tc>
+        <w:tc>
+          <w:tcPr>
+            <w:tcW w:type="dxa" w:w="3120"/>
+          </w:tcPr>
+          <w:p>
+            <w:r/>
+            <w:r>
+              <w:rPr>
+                <w:sz w:val="16"/>
+              </w:rPr>
+              <w:t>2e-5</w:t>
+            </w:r>
+          </w:p>
+        </w:tc>
+        <w:tc>
+          <w:tcPr>
+            <w:tcW w:type="dxa" w:w="3120"/>
+          </w:tcPr>
+          <w:p>
+            <w:r/>
+            <w:r>
+              <w:rPr>
+                <w:sz w:val="16"/>
+              </w:rPr>
+              <w:t>Inside the fine-tuning ranges recommended for BERT (2e-5 to 5e-5) and used for RoBERTa (1e-5 to 3e-5) (Devlin et al., 2019; Liu et al., 2019)</w:t>
+            </w:r>
+          </w:p>
+        </w:tc>
+      </w:tr>
+      <w:tr>
+        <w:tc>
+          <w:tcPr>
+            <w:tcW w:type="dxa" w:w="3120"/>
+          </w:tcPr>
+          <w:p>
+            <w:r/>
+            <w:r>
+              <w:rPr>
+                <w:sz w:val="16"/>
+              </w:rPr>
+              <w:t>Detector: effective batch size</w:t>
+            </w:r>
+          </w:p>
+        </w:tc>
+        <w:tc>
+          <w:tcPr>
+            <w:tcW w:type="dxa" w:w="3120"/>
+          </w:tcPr>
+          <w:p>
+            <w:r/>
+            <w:r>
+              <w:rPr>
+                <w:sz w:val="16"/>
+              </w:rPr>
+              <w:t>16 (8 per step x 2 accumulation)</w:t>
+            </w:r>
+          </w:p>
+        </w:tc>
+        <w:tc>
+          <w:tcPr>
+            <w:tcW w:type="dxa" w:w="3120"/>
+          </w:tcPr>
+          <w:p>
+            <w:r/>
+            <w:r>
+              <w:rPr>
+                <w:sz w:val="16"/>
+              </w:rPr>
+              <w:t>Batch size recommended for BERT/RoBERTa fine-tuning; 8 per step fits in 8 GB (Devlin et al., 2019; Liu et al., 2019)</w:t>
+            </w:r>
+          </w:p>
+        </w:tc>
+      </w:tr>
+      <w:tr>
+        <w:tc>
+          <w:tcPr>
+            <w:tcW w:type="dxa" w:w="3120"/>
+          </w:tcPr>
+          <w:p>
+            <w:r/>
+            <w:r>
+              <w:rPr>
+                <w:sz w:val="16"/>
+              </w:rPr>
+              <w:t>Detector: epochs and checkpoint choice</w:t>
+            </w:r>
+          </w:p>
+        </w:tc>
+        <w:tc>
+          <w:tcPr>
+            <w:tcW w:type="dxa" w:w="3120"/>
+          </w:tcPr>
+          <w:p>
+            <w:r/>
+            <w:r>
+              <w:rPr>
+                <w:sz w:val="16"/>
+              </w:rPr>
+              <w:t>Up to 4, early stopping (patience 1), best checkpoint by validation accuracy</w:t>
+            </w:r>
+          </w:p>
+        </w:tc>
+        <w:tc>
+          <w:tcPr>
+            <w:tcW w:type="dxa" w:w="3120"/>
+          </w:tcPr>
+          <w:p>
+            <w:r/>
+            <w:r>
+              <w:rPr>
+                <w:sz w:val="16"/>
+              </w:rPr>
+              <w:t>BERT recommends 2-4 fine-tuning epochs; keeping the best validation checkpoint prevents over-fitting (Devlin et al., 2019)</w:t>
+            </w:r>
+          </w:p>
+        </w:tc>
+      </w:tr>
+      <w:tr>
+        <w:tc>
+          <w:tcPr>
+            <w:tcW w:type="dxa" w:w="3120"/>
+          </w:tcPr>
+          <w:p>
+            <w:r/>
+            <w:r>
+              <w:rPr>
+                <w:sz w:val="16"/>
+              </w:rPr>
+              <w:t>Detector: precision and seed</w:t>
+            </w:r>
+          </w:p>
+        </w:tc>
+        <w:tc>
+          <w:tcPr>
+            <w:tcW w:type="dxa" w:w="3120"/>
+          </w:tcPr>
+          <w:p>
+            <w:r/>
+            <w:r>
+              <w:rPr>
+                <w:sz w:val="16"/>
+              </w:rPr>
+              <w:t>fp16 mixed precision / 42</w:t>
+            </w:r>
+          </w:p>
+        </w:tc>
+        <w:tc>
+          <w:tcPr>
+            <w:tcW w:type="dxa" w:w="3120"/>
+          </w:tcPr>
+          <w:p>
+            <w:r/>
+            <w:r>
+              <w:rPr>
+                <w:sz w:val="16"/>
+              </w:rPr>
+              <w:t>Fits the 8 GB GPU and trains faster; fixed seed for reproducibility</w:t>
+            </w:r>
+          </w:p>
+        </w:tc>
+      </w:tr>
+      <w:tr>
+        <w:tc>
+          <w:tcPr>
+            <w:tcW w:type="dxa" w:w="3120"/>
+          </w:tcPr>
+          <w:p>
+            <w:r/>
+            <w:r>
+              <w:rPr>
+                <w:sz w:val="16"/>
+              </w:rPr>
+              <w:t>Detector: RoBERTa-large learning rate and batch</w:t>
+            </w:r>
+          </w:p>
+        </w:tc>
+        <w:tc>
+          <w:tcPr>
+            <w:tcW w:type="dxa" w:w="3120"/>
+          </w:tcPr>
+          <w:p>
+            <w:r/>
+            <w:r>
+              <w:rPr>
+                <w:sz w:val="16"/>
+              </w:rPr>
+              <w:t>1e-5 / 4</w:t>
+            </w:r>
+          </w:p>
+        </w:tc>
+        <w:tc>
+          <w:tcPr>
+            <w:tcW w:type="dxa" w:w="3120"/>
+          </w:tcPr>
+          <w:p>
+            <w:r/>
+            <w:r>
+              <w:rPr>
+                <w:sz w:val="16"/>
+              </w:rPr>
+              <w:t>The base settings diverged; 1e-5 is the lowest value of RoBERTa's fine-tuning range and batch 4 fits in memory (Liu et al., 2019; our observation)</w:t>
+            </w:r>
+          </w:p>
+        </w:tc>
+      </w:tr>
+      <w:tr>
+        <w:tc>
+          <w:tcPr>
+            <w:tcW w:type="dxa" w:w="3120"/>
+          </w:tcPr>
+          <w:p>
+            <w:r/>
+            <w:r>
+              <w:rPr>
+                <w:sz w:val="16"/>
+              </w:rPr>
+              <w:t>Attention cues: how much is kept</w:t>
+            </w:r>
+          </w:p>
+        </w:tc>
+        <w:tc>
+          <w:tcPr>
+            <w:tcW w:type="dxa" w:w="3120"/>
+          </w:tcPr>
+          <w:p>
+            <w:r/>
+            <w:r>
+              <w:rPr>
+                <w:sz w:val="16"/>
+              </w:rPr>
+              <w:t>Top 40% of content tokens, floor 3 and ceiling 14, merged into at most 3 phrases</w:t>
+            </w:r>
+          </w:p>
+        </w:tc>
+        <w:tc>
+          <w:tcPr>
+            <w:tcW w:type="dxa" w:w="3120"/>
+          </w:tcPr>
+          <w:p>
+            <w:r/>
+            <w:r>
+              <w:rPr>
+                <w:sz w:val="16"/>
+              </w:rPr>
+              <w:t>A fixed count returns nearly the whole message for short inputs, which adds nothing because the generator already has it; the cap keeps the prompt short (attention_cues.py)</w:t>
+            </w:r>
+          </w:p>
+        </w:tc>
+      </w:tr>
+      <w:tr>
+        <w:tc>
+          <w:tcPr>
+            <w:tcW w:type="dxa" w:w="3120"/>
+          </w:tcPr>
+          <w:p>
+            <w:r/>
+            <w:r>
+              <w:rPr>
+                <w:sz w:val="16"/>
+              </w:rPr>
+              <w:t>Generator: quantisation</w:t>
+            </w:r>
+          </w:p>
+        </w:tc>
+        <w:tc>
+          <w:tcPr>
+            <w:tcW w:type="dxa" w:w="3120"/>
+          </w:tcPr>
+          <w:p>
+            <w:r/>
+            <w:r>
+              <w:rPr>
+                <w:sz w:val="16"/>
+              </w:rPr>
+              <w:t>4-bit NF4, double quantisation, fp16 compute</w:t>
+            </w:r>
+          </w:p>
+        </w:tc>
+        <w:tc>
+          <w:tcPr>
+            <w:tcW w:type="dxa" w:w="3120"/>
+          </w:tcPr>
+          <w:p>
+            <w:r/>
+            <w:r>
+              <w:rPr>
+                <w:sz w:val="16"/>
+              </w:rPr>
+              <w:t>NF4 preserves 16-bit quality while cutting memory about fourfold; measured peak use 3.40 GB on the 8 GB GPU (Dettmers et al., 2023; our measurement)</w:t>
+            </w:r>
+          </w:p>
+        </w:tc>
+      </w:tr>
+      <w:tr>
+        <w:tc>
+          <w:tcPr>
+            <w:tcW w:type="dxa" w:w="3120"/>
+          </w:tcPr>
+          <w:p>
+            <w:r/>
+            <w:r>
+              <w:rPr>
+                <w:sz w:val="16"/>
+              </w:rPr>
+              <w:t>Generator: temperature</w:t>
+            </w:r>
+          </w:p>
+        </w:tc>
+        <w:tc>
+          <w:tcPr>
+            <w:tcW w:type="dxa" w:w="3120"/>
+          </w:tcPr>
+          <w:p>
+            <w:r/>
+            <w:r>
+              <w:rPr>
+                <w:sz w:val="16"/>
+              </w:rPr>
+              <w:t>0.7</w:t>
+            </w:r>
+          </w:p>
+        </w:tc>
+        <w:tc>
+          <w:tcPr>
+            <w:tcW w:type="dxa" w:w="3120"/>
+          </w:tcPr>
+          <w:p>
+            <w:r/>
+            <w:r>
+              <w:rPr>
+                <w:sz w:val="16"/>
+              </w:rPr>
+              <w:t>Set to Qwen2.5-Instruct's published default when Qwen was the generator, then held fixed for every system and every later generator, so that differences come from the design and not from decoding; sampling rather than greedy decoding, which is known to produce repetitive text (Qwen2.5 generation_config; Holtzman et al., 2020; held constant by design)</w:t>
+            </w:r>
+          </w:p>
+        </w:tc>
+      </w:tr>
+      <w:tr>
+        <w:tc>
+          <w:tcPr>
+            <w:tcW w:type="dxa" w:w="3120"/>
+          </w:tcPr>
+          <w:p>
+            <w:r/>
+            <w:r>
+              <w:rPr>
+                <w:sz w:val="16"/>
+              </w:rPr>
+              <w:t>Agent: how much the detector reads</w:t>
+            </w:r>
+          </w:p>
+        </w:tc>
+        <w:tc>
+          <w:tcPr>
+            <w:tcW w:type="dxa" w:w="3120"/>
+          </w:tcPr>
+          <w:p>
+            <w:r/>
+            <w:r>
+              <w:rPr>
+                <w:sz w:val="16"/>
+              </w:rPr>
+              <w:t>Last 4 user turns</w:t>
+            </w:r>
+          </w:p>
+        </w:tc>
+        <w:tc>
+          <w:tcPr>
+            <w:tcW w:type="dxa" w:w="3120"/>
+          </w:tcPr>
+          <w:p>
+            <w:r/>
+            <w:r>
+              <w:rPr>
+                <w:sz w:val="16"/>
+              </w:rPr>
+              <w:t>Four turns was best or joint best in 3 of 4 long scenarios, and 6 turns degraded 2 of them, measured in Section 5.3.2 (Poria et al., 2019; our scenario tests)</w:t>
+            </w:r>
+          </w:p>
+        </w:tc>
+      </w:tr>
+      <w:tr>
+        <w:tc>
+          <w:tcPr>
+            <w:tcW w:type="dxa" w:w="3120"/>
+          </w:tcPr>
+          <w:p>
+            <w:r/>
+            <w:r>
+              <w:rPr>
+                <w:sz w:val="16"/>
+              </w:rPr>
+              <w:t>Agent: how much the generator remembers</w:t>
+            </w:r>
+          </w:p>
+        </w:tc>
+        <w:tc>
+          <w:tcPr>
+            <w:tcW w:type="dxa" w:w="3120"/>
+          </w:tcPr>
+          <w:p>
+            <w:r/>
+            <w:r>
+              <w:rPr>
+                <w:sz w:val="16"/>
+              </w:rPr>
+              <w:t>Last 10 exchanges, verbatim</w:t>
+            </w:r>
+          </w:p>
+        </w:tc>
+        <w:tc>
+          <w:tcPr>
+            <w:tcW w:type="dxa" w:w="3120"/>
+          </w:tcPr>
+          <w:p>
+            <w:r/>
+            <w:r>
+              <w:rPr>
+                <w:sz w:val="16"/>
+              </w:rPr>
+              <w:t>Support conversations are short; verbatim history avoids losing emotional detail through summarisation</w:t>
+            </w:r>
+          </w:p>
+        </w:tc>
+      </w:tr>
+      <w:tr>
+        <w:tc>
+          <w:tcPr>
+            <w:tcW w:type="dxa" w:w="3120"/>
+          </w:tcPr>
+          <w:p>
+            <w:r/>
+            <w:r>
+              <w:rPr>
+                <w:sz w:val="16"/>
+              </w:rPr>
+              <w:t>LoRA baseline: rank and alpha</w:t>
+            </w:r>
+          </w:p>
+        </w:tc>
+        <w:tc>
+          <w:tcPr>
+            <w:tcW w:type="dxa" w:w="3120"/>
+          </w:tcPr>
+          <w:p>
+            <w:r/>
+            <w:r>
+              <w:rPr>
+                <w:sz w:val="16"/>
+              </w:rPr>
+              <w:t>16 / 32</w:t>
+            </w:r>
+          </w:p>
+        </w:tc>
+        <w:tc>
+          <w:tcPr>
+            <w:tcW w:type="dxa" w:w="3120"/>
+          </w:tcPr>
+          <w:p>
+            <w:r/>
+            <w:r>
+              <w:rPr>
+                <w:sz w:val="16"/>
+              </w:rPr>
+              <w:t>Low ranks are sufficient to adapt attention weights; alpha = 2 x rank scales the update (Hu et al., 2022)</w:t>
+            </w:r>
+          </w:p>
+        </w:tc>
+      </w:tr>
+      <w:tr>
+        <w:tc>
+          <w:tcPr>
+            <w:tcW w:type="dxa" w:w="3120"/>
+          </w:tcPr>
+          <w:p>
+            <w:r/>
+            <w:r>
+              <w:rPr>
+                <w:sz w:val="16"/>
+              </w:rPr>
+              <w:t>LoRA baseline: learning rate, dropout, weight decay</w:t>
+            </w:r>
+          </w:p>
+        </w:tc>
+        <w:tc>
+          <w:tcPr>
+            <w:tcW w:type="dxa" w:w="3120"/>
+          </w:tcPr>
+          <w:p>
+            <w:r/>
+            <w:r>
+              <w:rPr>
+                <w:sz w:val="16"/>
+              </w:rPr>
+              <w:t>2e-4 / 0.1 / 0.01</w:t>
+            </w:r>
+          </w:p>
+        </w:tc>
+        <w:tc>
+          <w:tcPr>
+            <w:tcW w:type="dxa" w:w="3120"/>
+          </w:tcPr>
+          <w:p>
+            <w:r/>
+            <w:r>
+              <w:rPr>
+                <w:sz w:val="16"/>
+              </w:rPr>
+              <w:t>LoRA's GPT-2 settings; QLoRA uses 2e-4 and dropout 0.1 for models up to 13B (Hu et al., 2022; Dettmers et al., 2023)</w:t>
+            </w:r>
+          </w:p>
+        </w:tc>
+      </w:tr>
+      <w:tr>
+        <w:tc>
+          <w:tcPr>
+            <w:tcW w:type="dxa" w:w="3120"/>
+          </w:tcPr>
+          <w:p>
+            <w:r/>
+            <w:r>
+              <w:rPr>
+                <w:sz w:val="16"/>
+              </w:rPr>
+              <w:t>LoRA baseline: epochs and checkpoint choice</w:t>
+            </w:r>
+          </w:p>
+        </w:tc>
+        <w:tc>
+          <w:tcPr>
+            <w:tcW w:type="dxa" w:w="3120"/>
+          </w:tcPr>
+          <w:p>
+            <w:r/>
+            <w:r>
+              <w:rPr>
+                <w:sz w:val="16"/>
+              </w:rPr>
+              <w:t>Up to 3, best epoch by validation loss, early stopping (patience 1)</w:t>
+            </w:r>
+          </w:p>
+        </w:tc>
+        <w:tc>
+          <w:tcPr>
+            <w:tcW w:type="dxa" w:w="3120"/>
+          </w:tcPr>
+          <w:p>
+            <w:r/>
+            <w:r>
+              <w:rPr>
+                <w:sz w:val="16"/>
+              </w:rPr>
+              <w:t>Validation loss rose after epoch 1 (1.4607 to 1.4626), so epoch 1 was kept (Our training log)</w:t>
+            </w:r>
+          </w:p>
+        </w:tc>
+      </w:tr>
+    </w:tbl>
+    <w:p/>
+    <w:p>
+      <w:r>
+        <w:rPr>
+          <w:i/>
+          <w:sz w:val="20"/>
+        </w:rPr>
+        <w:t>Table 4.10: The parameters that decide how the models behave, and why each value was chosen</w:t>
+      </w:r>
+    </w:p>
+    <w:p>
+      <w:pPr>
+        <w:spacing w:after="120"/>
+      </w:pPr>
+      <w:r>
+        <w:t>The full listing, covering every remaining setting of the pipeline, the baselines, the rule checks, the raters and the statistics, runs to 54 parameters and is given in Table A.6, in the appendix at the end of this report.</w:t>
       </w:r>
     </w:p>
     <w:p>

--- a/final writing/Chapter_4_Proposed_Methodology.docx
+++ b/final writing/Chapter_4_Proposed_Methodology.docx
@@ -133,7 +133,7 @@
         <w:t>d1, the emotion detector:</w:t>
       </w:r>
       <w:r>
-        <w:t xml:space="preserve"> a RoBERTa-base encoder fine-tuned on the 32 emotions of EmpatheticDialogues [2] reads the user's message, in conversation the last four user turns, and returns a probability for every emotion. Only its three most probable emotions leave this stage. An encoder is used rather than a prompted generator because encoders fine-tuned for classification outperform generative models at emotion recognition [32], and because a 125-million-parameter classifier costs almost nothing beside a 3.8-billion-parameter generator.</w:t>
+        <w:t xml:space="preserve"> a RoBERTa-base encoder fine-tuned on the 32 emotions of EmpatheticDialogues [4] reads the user's message, in conversation the last four user turns, and returns a probability for every emotion. Only its three most probable emotions leave this stage. An encoder is used rather than a prompted generator because encoders fine-tuned for classification outperform generative models at emotion recognition [20], and because a 125-million-parameter classifier costs almost nothing beside a 3.8-billion-parameter generator.</w:t>
       </w:r>
     </w:p>
     <w:p>
@@ -161,7 +161,7 @@
         <w:t>Stage 1, emotion choice:</w:t>
       </w:r>
       <w:r>
-        <w:t xml:space="preserve"> the generator, Phi-4-mini-instruct [21], is asked in a short deterministic call to pick the one emotion among d1's three candidates that best fits the message. This resolves the detector's uncertainty before any reply is written, and it is the step that lets the pipeline benefit from three candidates without confusing the generator with three sets of instructions.</w:t>
+        <w:t xml:space="preserve"> the generator, Phi-4-mini-instruct [37], is asked in a short deterministic call to pick the one emotion among d1's three candidates that best fits the message. This resolves the detector's uncertainty before any reply is written, and it is the step that lets the pipeline benefit from three candidates without confusing the generator with three sets of instructions.</w:t>
       </w:r>
     </w:p>
     <w:p>
@@ -346,7 +346,7 @@
         <w:spacing w:after="120"/>
       </w:pPr>
       <w:r>
-        <w:t>Because every system answers the same conversations, differences are tested with paired methods: McNemar's exact test for binary outcomes [43], the Wilcoxon signed-rank test for scores [44], bootstrap confidence intervals over 10,000 resamples [45], and Holm correction across families of comparisons [46]. A difference counts as significant only when the corrected p-value is below 0.05 and the confidence interval excludes zero.</w:t>
+        <w:t>Because every system answers the same conversations, differences are tested with paired methods: McNemar's exact test for binary outcomes [54], the Wilcoxon signed-rank test for scores [55], bootstrap confidence intervals over 10,000 resamples [56], and Holm correction across families of comparisons [57]. A difference counts as significant only when the corrected p-value is below 0.05 and the confidence interval excludes zero.</w:t>
       </w:r>
     </w:p>
     <w:p>
@@ -362,7 +362,7 @@
         <w:spacing w:after="120"/>
       </w:pPr>
       <w:r>
-        <w:t xml:space="preserve">Using language models as evaluators is established practice, since strong LLM judges agree with human preferences in more than 80% of cases [18], but they carry known biases and the panel was designed against them. Because LLM evaluators recognise and favour their own outputs [33], the judges come from developers unrelated to every model being judged: </w:t>
+        <w:t xml:space="preserve">Using language models as evaluators is established practice, since strong LLM judges agree with human preferences in more than 80% of cases [28], but they carry known biases and the panel was designed against them. Because LLM evaluators recognise and favour their own outputs [30], the judges come from developers unrelated to every model being judged: </w:t>
       </w:r>
       <w:r>
         <w:rPr>
@@ -380,7 +380,7 @@
         <w:t>gpt-oss-120b</w:t>
       </w:r>
       <w:r>
-        <w:t xml:space="preserve"> (OpenAI), neither of which shares a family with our generator (Microsoft) or with the Qwen baselines (Alibaba). Because a panel from different families shows less bias than one large judge [19], the reported score is the mean of the two. Each judge sees only the user's message and one reply, never the system's name or the human reference, and scores empathy, relevance and safety from 1 to 10 against written anchors at temperature 0. Both judges scored every reply of every judged system, which is what makes the comparison across systems fair. Table 4.1 describes the panel.</w:t>
+        <w:t xml:space="preserve"> (OpenAI), neither of which shares a family with our generator (Microsoft) or with the Qwen baselines (Alibaba). Because a panel from different families shows less bias than one large judge [29], the reported score is the mean of the two. Each judge sees only the user's message and one reply, never the system's name or the human reference, and scores empathy, relevance and safety from 1 to 10 against written anchors at temperature 0. Both judges scored every reply of every judged system, which is what makes the comparison across systems fair. Table 4.1 describes the panel.</w:t>
       </w:r>
     </w:p>
     <w:tbl>
@@ -715,7 +715,7 @@
         <w:spacing w:after="120"/>
       </w:pPr>
       <w:r>
-        <w:t>As a signal independent of both the rule checks and the judges, replies are scored by the hyy33 system from the WASSA 2024 shared task [17]. It suits this project because it was trained on third-party human empathy ratings of individual conversation turns [16], the same unit as our replies; because it is peer-reviewed and publicly released, with predictions correlating with human ratings at r = 0.544 on the shared task's test set; and because it comes from a different group, a different dataset and a different model family from every part of our system, so it has no reason to favour it. Its limits are stated too: it was not the best system in its own shared task, its training conversations are discussions of news articles rather than supportive replies, and it outputs coarse classes. Section 5.4.5 shows that it reproduces the judges' ranking of systems closely but is too noisy at the level of a single reply, so it is used only to compare system averages over the 300 conversations.</w:t>
+        <w:t>As a signal independent of both the rule checks and the judges, replies are scored by the hyy33 system from the WASSA 2024 shared task [27]. It suits this project because it was trained on third-party human empathy ratings of individual conversation turns [26], the same unit as our replies; because it is peer-reviewed and publicly released, with predictions correlating with human ratings at r = 0.544 on the shared task's test set; and because it comes from a different group, a different dataset and a different model family from every part of our system, so it has no reason to favour it. Its limits are stated too: it was not the best system in its own shared task, its training conversations are discussions of news articles rather than supportive replies, and it outputs coarse classes. Section 5.4.5 shows that it reproduces the judges' ranking of systems closely but is too noisy at the level of a single reply, so it is used only to compare system averages over the 300 conversations.</w:t>
       </w:r>
     </w:p>
     <w:p>
@@ -784,7 +784,7 @@
         <w:t>BERT-base:</w:t>
       </w:r>
       <w:r>
-        <w:t xml:space="preserve"> A 110-million-parameter bidirectional encoder pre-trained with masked-language modelling [5], included as the standard reference point for sentence classification. Every token attends to every other token, so the classification token summarises the whole message.</w:t>
+        <w:t xml:space="preserve"> A 110-million-parameter bidirectional encoder pre-trained with masked-language modelling [34], included as the standard reference point for sentence classification. Every token attends to every other token, so the classification token summarises the whole message.</w:t>
       </w:r>
     </w:p>
     <w:p>
@@ -812,7 +812,7 @@
         <w:t>RoBERTa-base:</w:t>
       </w:r>
       <w:r>
-        <w:t xml:space="preserve"> A 125-million-parameter encoder with the same architecture as BERT but pre-trained far longer, on about 160 GB of text, with dynamic masking and no next-sentence objective [6]. It is the size the memory budget favours, since it leaves almost all of the 8 GB for the generator.</w:t>
+        <w:t xml:space="preserve"> A 125-million-parameter encoder with the same architecture as BERT but pre-trained far longer, on about 160 GB of text, with dynamic masking and no next-sentence objective [35]. It is the size the memory budget favours, since it leaves almost all of the 8 GB for the generator.</w:t>
       </w:r>
     </w:p>
     <w:p>
@@ -1350,7 +1350,7 @@
         <w:t>Qwen2.5-1.5B-Instruct:</w:t>
       </w:r>
       <w:r>
-        <w:t xml:space="preserve"> The generator of the initial pipeline [22]. At 1.5 billion parameters it runs in 16-bit precision within the memory budget and leaves room to spare, which makes it the natural lower bound on generator size.</w:t>
+        <w:t xml:space="preserve"> The generator of the initial pipeline [36]. At 1.5 billion parameters it runs in 16-bit precision within the memory budget and leaves room to spare, which makes it the natural lower bound on generator size.</w:t>
       </w:r>
     </w:p>
     <w:p>
@@ -1378,7 +1378,7 @@
         <w:t>Phi-4-mini-instruct:</w:t>
       </w:r>
       <w:r>
-        <w:t xml:space="preserve"> A 3.8-billion-parameter model trained with a strong emphasis on instruction following [21], which matters here because the design asks the generator to obey three explicit rules and to stay inside a word limit. It is loaded with 4-bit NF4 quantisation [23] to fit beside the detector.</w:t>
+        <w:t xml:space="preserve"> A 3.8-billion-parameter model trained with a strong emphasis on instruction following [37], which matters here because the design asks the generator to obey three explicit rules and to stay inside a word limit. It is loaded with 4-bit NF4 quantisation [38] to fit beside the detector.</w:t>
       </w:r>
     </w:p>
     <w:p>
@@ -2389,7 +2389,7 @@
         <w:spacing w:after="120"/>
       </w:pPr>
       <w:r>
-        <w:t>To test whether a separate detector is needed at all, six designs without one were implemented (Table 4.5). Three prompt a single model to identify the emotion silently and then reply under the same three rules, at 1.5 billion parameters, at 7.6 billion in 4-bit form, and with our own 3.8-billion-parameter generator; the last of these is the sharpest comparison, because it differs from the proposed system only by the absence of the detector. A fourth prompts a generator zero-shot with a generic caring instruction and no emotion at all. A fifth fine-tunes Qwen2.5-1.5B with LoRA [24] directly on pairs of user messages and human replies, which tests whether imitating the dataset's listeners beats instructing a model. The sixth is retrieval-augmented [25]: one or two training conversations with the same detected emotion are retrieved with all-MiniLM-L6-v2 sentence embeddings [26] and shown to the generator as examples of how a person answered.</w:t>
+        <w:t>To test whether a separate detector is needed at all, six designs without one were implemented (Table 4.5). Three prompt a single model to identify the emotion silently and then reply under the same three rules, at 1.5 billion parameters, at 7.6 billion in 4-bit form, and with our own 3.8-billion-parameter generator; the last of these is the sharpest comparison, because it differs from the proposed system only by the absence of the detector. A fourth prompts a generator zero-shot with a generic caring instruction and no emotion at all. A fifth fine-tunes Qwen2.5-1.5B with LoRA [39] directly on pairs of user messages and human replies, which tests whether imitating the dataset's listeners beats instructing a model. The sixth is retrieval-augmented [40]: one or two training conversations with the same detected emotion are retrieved with all-MiniLM-L6-v2 sentence embeddings [41] and shown to the generator as examples of how a person answered.</w:t>
       </w:r>
     </w:p>
     <w:tbl>
@@ -3410,7 +3410,7 @@
         <w:spacing w:after="120"/>
       </w:pPr>
       <w:r>
-        <w:t>All data comes from EmpatheticDialogues [2], a corpus in which one crowdworker describes a situation tied to one of 32 emotions and a second replies as a listener. The released files hold 23,144 conversations and 88,687 utterances, already divided by the authors into training, validation and test partitions that keep every conversation started by the same speaker inside a single partition, so no speaker's style can leak from training into testing. The corpus is used under its non-commercial research licence [20]. Figure 4.6 shows the path from those files to the four datasets this work actually uses.</w:t>
+        <w:t>All data comes from EmpatheticDialogues [4], a corpus in which one crowdworker describes a situation tied to one of 32 emotions and a second replies as a listener. The released files hold 23,144 conversations and 88,687 utterances, already divided by the authors into training, validation and test partitions that keep every conversation started by the same speaker inside a single partition, so no speaker's style can leak from training into testing. The corpus is used under its non-commercial research licence [5]. Figure 4.6 shows the path from those files to the four datasets this work actually uses.</w:t>
       </w:r>
     </w:p>
     <w:p>
@@ -3469,7 +3469,7 @@
         <w:t>Why not GoEmotions:</w:t>
       </w:r>
       <w:r>
-        <w:t xml:space="preserve"> the project began on GoEmotions [42], and the first months went into preparing it: 54,263 Reddit comments across 27 emotions and a neutral class, processed into a 28-label multi-label set, analysed, and then rewritten into dialogue form with templated replies. It was abandoned for four reasons, each measured on that prepared data rather than assumed.</w:t>
+        <w:t xml:space="preserve"> the project began on GoEmotions [31], and the first months went into preparing it: 54,263 Reddit comments across 27 emotions and a neutral class, processed into a 28-label multi-label set, analysed, and then rewritten into dialogue form with templated replies. It was abandoned for four reasons, each measured on that prepared data rather than assumed.</w:t>
       </w:r>
     </w:p>
     <w:p>
@@ -4843,7 +4843,7 @@
         <w:spacing w:after="120"/>
       </w:pPr>
       <w:r>
-        <w:t>The generator is never trained in the final system: it is used zero-shot and steered entirely by its system prompt. Two implementation decisions make that practical within the memory budget. The model is loaded with 4-bit NF4 quantisation, double quantisation and 16-bit computation [23], which keeps the quality of 16-bit weights at about a quarter of the memory. And decoding is fixed for every system in the thesis, with sampling at temperature 0.7 and top-p 0.9 rather than greedy or beam search, which are known to produce repetitive text [47]. Table 4.9 lists the settings; because they are identical everywhere, any difference between systems comes from the design rather than from decoding.</w:t>
+        <w:t>The generator is never trained in the final system: it is used zero-shot and steered entirely by its system prompt. Two implementation decisions make that practical within the memory budget. The model is loaded with 4-bit NF4 quantisation, double quantisation and 16-bit computation [38], which keeps the quality of 16-bit weights at about a quarter of the memory. And decoding is fixed for every system in the thesis, with sampling at temperature 0.7 and top-p 0.9 rather than greedy or beam search, which are known to produce repetitive text [58]. Table 4.9 lists the settings; because they are identical everywhere, any difference between systems comes from the design rather than from decoding.</w:t>
       </w:r>
     </w:p>
     <w:tbl>
@@ -5355,7 +5355,7 @@
         <w:spacing w:after="120"/>
       </w:pPr>
       <w:r>
-        <w:t>The monolithic baselines share the pipeline's scaffolding so that only the intended difference remains: the same 300 conversations, the same decoding settings, the same rule checks and the same output format, with the detector removed and the prompt asking the model to work out the feeling itself. The LoRA baseline is the one design that trains a generator, using rank 16 and alpha 32 on the attention projections with a learning rate of 2e-4, values drawn from the original low-rank adaptation work [24]. Its implementation carries one correction worth recording: the padding token must be the model's end-of-text token, because using the end-of-turn token as padding removes that token from the loss, and a model that never sees it learns not to stop. The first version of this baseline had that defect, it was retrained once the cause was found, and every affected number was replaced (Section 5.3.3).</w:t>
+        <w:t>The monolithic baselines share the pipeline's scaffolding so that only the intended difference remains: the same 300 conversations, the same decoding settings, the same rule checks and the same output format, with the detector removed and the prompt asking the model to work out the feeling itself. The LoRA baseline is the one design that trains a generator, using rank 16 and alpha 32 on the attention projections with a learning rate of 2e-4, values drawn from the original low-rank adaptation work [39]. Its implementation carries one correction worth recording: the padding token must be the model's end-of-text token, because using the end-of-turn token as padding removes that token from the loss, and a model that never sees it learns not to stop. The first version of this baseline had that defect, it was retrained once the cause was found, and every affected number was replaced (Section 5.3.3).</w:t>
       </w:r>
     </w:p>
     <w:p>
